--- a/fuentes/CFA1_41730056__DU.docx
+++ b/fuentes/CFA1_41730056__DU.docx
@@ -8,11 +8,110 @@
           <w:lang w:val="es-419"/>
         </w:rPr>
       </w:pPr>
-    </w:p>
-    <w:p>
-      <w:pPr>
-        <w:rPr>
+      <w:r>
+        <w:rPr>
+          <w:noProof/>
           <w:lang w:val="es-419"/>
+        </w:rPr>
+        <w:drawing>
+          <wp:anchor distT="0" distB="0" distL="114300" distR="114300" simplePos="0" relativeHeight="251659264" behindDoc="1" locked="0" layoutInCell="1" allowOverlap="1" wp14:anchorId="6A55977C" wp14:editId="39EB6045">
+            <wp:simplePos x="0" y="0"/>
+            <wp:positionH relativeFrom="page">
+              <wp:align>right</wp:align>
+            </wp:positionH>
+            <wp:positionV relativeFrom="paragraph">
+              <wp:posOffset>-1082040</wp:posOffset>
+            </wp:positionV>
+            <wp:extent cx="7795910" cy="3209925"/>
+            <wp:effectExtent l="0" t="0" r="0" b="0"/>
+            <wp:wrapNone/>
+            <wp:docPr id="720828608" name="Imagen 2">
+              <a:extLst xmlns:a="http://schemas.openxmlformats.org/drawingml/2006/main">
+                <a:ext uri="{C183D7F6-B498-43B3-948B-1728B52AA6E4}">
+                  <adec:decorative xmlns:adec="http://schemas.microsoft.com/office/drawing/2017/decorative" val="1"/>
+                </a:ext>
+              </a:extLst>
+            </wp:docPr>
+            <wp:cNvGraphicFramePr>
+              <a:graphicFrameLocks xmlns:a="http://schemas.openxmlformats.org/drawingml/2006/main" noChangeAspect="1"/>
+            </wp:cNvGraphicFramePr>
+            <a:graphic xmlns:a="http://schemas.openxmlformats.org/drawingml/2006/main">
+              <a:graphicData uri="http://schemas.openxmlformats.org/drawingml/2006/picture">
+                <pic:pic xmlns:pic="http://schemas.openxmlformats.org/drawingml/2006/picture">
+                  <pic:nvPicPr>
+                    <pic:cNvPr id="720828608" name="Imagen 2">
+                      <a:extLst>
+                        <a:ext uri="{C183D7F6-B498-43B3-948B-1728B52AA6E4}">
+                          <adec:decorative xmlns:adec="http://schemas.microsoft.com/office/drawing/2017/decorative" val="1"/>
+                        </a:ext>
+                      </a:extLst>
+                    </pic:cNvPr>
+                    <pic:cNvPicPr/>
+                  </pic:nvPicPr>
+                  <pic:blipFill>
+                    <a:blip r:embed="rId11">
+                      <a:extLst>
+                        <a:ext uri="{28A0092B-C50C-407E-A947-70E740481C1C}">
+                          <a14:useLocalDpi xmlns:a14="http://schemas.microsoft.com/office/drawing/2010/main" val="0"/>
+                        </a:ext>
+                      </a:extLst>
+                    </a:blip>
+                    <a:stretch>
+                      <a:fillRect/>
+                    </a:stretch>
+                  </pic:blipFill>
+                  <pic:spPr>
+                    <a:xfrm>
+                      <a:off x="0" y="0"/>
+                      <a:ext cx="7795910" cy="3209925"/>
+                    </a:xfrm>
+                    <a:prstGeom prst="rect">
+                      <a:avLst/>
+                    </a:prstGeom>
+                  </pic:spPr>
+                </pic:pic>
+              </a:graphicData>
+            </a:graphic>
+            <wp14:sizeRelH relativeFrom="page">
+              <wp14:pctWidth>0</wp14:pctWidth>
+            </wp14:sizeRelH>
+            <wp14:sizeRelV relativeFrom="page">
+              <wp14:pctHeight>0</wp14:pctHeight>
+            </wp14:sizeRelV>
+          </wp:anchor>
+        </w:drawing>
+      </w:r>
+    </w:p>
+    <w:p>
+      <w:pPr>
+        <w:rPr>
+          <w:lang w:val="es-419"/>
+        </w:rPr>
+      </w:pPr>
+    </w:p>
+    <w:p>
+      <w:pPr>
+        <w:rPr>
+          <w:rFonts w:ascii="Calibri" w:hAnsi="Calibri"/>
+          <w:b/>
+          <w:bCs/>
+          <w:color w:val="000000" w:themeColor="text1"/>
+          <w:kern w:val="0"/>
+          <w:lang w:val="es-419"/>
+          <w14:ligatures w14:val="none"/>
+        </w:rPr>
+      </w:pPr>
+    </w:p>
+    <w:p>
+      <w:pPr>
+        <w:rPr>
+          <w:rFonts w:ascii="Calibri" w:hAnsi="Calibri"/>
+          <w:b/>
+          <w:bCs/>
+          <w:color w:val="000000" w:themeColor="text1"/>
+          <w:kern w:val="0"/>
+          <w:lang w:val="es-419"/>
+          <w14:ligatures w14:val="none"/>
         </w:rPr>
       </w:pPr>
       <w:r>
@@ -23,13 +122,13 @@
         <mc:AlternateContent>
           <mc:Choice Requires="wps">
             <w:drawing>
-              <wp:anchor distT="0" distB="0" distL="114300" distR="114300" simplePos="0" relativeHeight="251661312" behindDoc="1" locked="0" layoutInCell="1" allowOverlap="1" wp14:anchorId="0853532D" wp14:editId="4BEF9569">
+              <wp:anchor distT="0" distB="0" distL="114300" distR="114300" simplePos="0" relativeHeight="251661312" behindDoc="1" locked="0" layoutInCell="1" allowOverlap="1" wp14:anchorId="0853532D" wp14:editId="7DCBB744">
                 <wp:simplePos x="0" y="0"/>
                 <wp:positionH relativeFrom="page">
                   <wp:align>left</wp:align>
                 </wp:positionH>
                 <wp:positionV relativeFrom="paragraph">
-                  <wp:posOffset>397510</wp:posOffset>
+                  <wp:posOffset>443865</wp:posOffset>
                 </wp:positionV>
                 <wp:extent cx="7833995" cy="2447925"/>
                 <wp:effectExtent l="0" t="0" r="0" b="9525"/>
@@ -95,88 +194,15 @@
               </wp:anchor>
             </w:drawing>
           </mc:Choice>
-          <mc:Fallback xmlns:w16sdtfl="http://schemas.microsoft.com/office/word/2024/wordml/sdtformatlock" xmlns:w16du="http://schemas.microsoft.com/office/word/2023/wordml/word16du" xmlns:oel="http://schemas.microsoft.com/office/2019/extlst">
+          <mc:Fallback>
             <w:pict>
-              <v:rect w14:anchorId="46EF8E65" id="Rectángulo 3" o:spid="_x0000_s1026" alt="&quot;&quot;" style="position:absolute;margin-left:0;margin-top:31.3pt;width:616.85pt;height:192.75pt;z-index:-251655168;visibility:visible;mso-wrap-style:square;mso-width-percent:0;mso-height-percent:0;mso-wrap-distance-left:9pt;mso-wrap-distance-top:0;mso-wrap-distance-right:9pt;mso-wrap-distance-bottom:0;mso-position-horizontal:left;mso-position-horizontal-relative:page;mso-position-vertical:absolute;mso-position-vertical-relative:text;mso-width-percent:0;mso-height-percent:0;mso-width-relative:margin;mso-height-relative:margin;v-text-anchor:middle" o:gfxdata="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" fillcolor="#00314d" stroked="f" strokeweight="1pt">
+              <v:rect w14:anchorId="3A877550" id="Rectángulo 3" o:spid="_x0000_s1026" alt="&quot;&quot;" style="position:absolute;margin-left:0;margin-top:34.95pt;width:616.85pt;height:192.75pt;z-index:-251655168;visibility:visible;mso-wrap-style:square;mso-width-percent:0;mso-height-percent:0;mso-wrap-distance-left:9pt;mso-wrap-distance-top:0;mso-wrap-distance-right:9pt;mso-wrap-distance-bottom:0;mso-position-horizontal:left;mso-position-horizontal-relative:page;mso-position-vertical:absolute;mso-position-vertical-relative:text;mso-width-percent:0;mso-height-percent:0;mso-width-relative:margin;mso-height-relative:margin;v-text-anchor:middle" o:gfxdata="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" fillcolor="#00314d" stroked="f" strokeweight="1pt">
                 <w10:wrap anchorx="page"/>
               </v:rect>
             </w:pict>
           </mc:Fallback>
         </mc:AlternateContent>
       </w:r>
-      <w:r>
-        <w:rPr>
-          <w:noProof/>
-          <w:lang w:val="es-419"/>
-        </w:rPr>
-        <w:drawing>
-          <wp:anchor distT="0" distB="0" distL="114300" distR="114300" simplePos="0" relativeHeight="251659264" behindDoc="1" locked="0" layoutInCell="1" allowOverlap="1" wp14:anchorId="6A55977C" wp14:editId="0FC006FE">
-            <wp:simplePos x="0" y="0"/>
-            <wp:positionH relativeFrom="column">
-              <wp:posOffset>-749106</wp:posOffset>
-            </wp:positionH>
-            <wp:positionV relativeFrom="paragraph">
-              <wp:posOffset>-1082040</wp:posOffset>
-            </wp:positionV>
-            <wp:extent cx="7795910" cy="3209925"/>
-            <wp:effectExtent l="0" t="0" r="0" b="0"/>
-            <wp:wrapNone/>
-            <wp:docPr id="720828608" name="Imagen 2">
-              <a:extLst xmlns:a="http://schemas.openxmlformats.org/drawingml/2006/main">
-                <a:ext uri="{C183D7F6-B498-43B3-948B-1728B52AA6E4}">
-                  <adec:decorative xmlns:adec="http://schemas.microsoft.com/office/drawing/2017/decorative" val="1"/>
-                </a:ext>
-              </a:extLst>
-            </wp:docPr>
-            <wp:cNvGraphicFramePr>
-              <a:graphicFrameLocks xmlns:a="http://schemas.openxmlformats.org/drawingml/2006/main" noChangeAspect="1"/>
-            </wp:cNvGraphicFramePr>
-            <a:graphic xmlns:a="http://schemas.openxmlformats.org/drawingml/2006/main">
-              <a:graphicData uri="http://schemas.openxmlformats.org/drawingml/2006/picture">
-                <pic:pic xmlns:pic="http://schemas.openxmlformats.org/drawingml/2006/picture">
-                  <pic:nvPicPr>
-                    <pic:cNvPr id="720828608" name="Imagen 2">
-                      <a:extLst>
-                        <a:ext uri="{C183D7F6-B498-43B3-948B-1728B52AA6E4}">
-                          <adec:decorative xmlns:adec="http://schemas.microsoft.com/office/drawing/2017/decorative" val="1"/>
-                        </a:ext>
-                      </a:extLst>
-                    </pic:cNvPr>
-                    <pic:cNvPicPr/>
-                  </pic:nvPicPr>
-                  <pic:blipFill>
-                    <a:blip r:embed="rId11">
-                      <a:extLst>
-                        <a:ext uri="{28A0092B-C50C-407E-A947-70E740481C1C}">
-                          <a14:useLocalDpi xmlns:a14="http://schemas.microsoft.com/office/drawing/2010/main" val="0"/>
-                        </a:ext>
-                      </a:extLst>
-                    </a:blip>
-                    <a:stretch>
-                      <a:fillRect/>
-                    </a:stretch>
-                  </pic:blipFill>
-                  <pic:spPr>
-                    <a:xfrm>
-                      <a:off x="0" y="0"/>
-                      <a:ext cx="7795910" cy="3209925"/>
-                    </a:xfrm>
-                    <a:prstGeom prst="rect">
-                      <a:avLst/>
-                    </a:prstGeom>
-                  </pic:spPr>
-                </pic:pic>
-              </a:graphicData>
-            </a:graphic>
-            <wp14:sizeRelH relativeFrom="page">
-              <wp14:pctWidth>0</wp14:pctWidth>
-            </wp14:sizeRelH>
-            <wp14:sizeRelV relativeFrom="page">
-              <wp14:pctHeight>0</wp14:pctHeight>
-            </wp14:sizeRelV>
-          </wp:anchor>
-        </w:drawing>
-      </w:r>
     </w:p>
     <w:p>
       <w:pPr>
@@ -198,13 +224,13 @@
         <mc:AlternateContent>
           <mc:Choice Requires="wps">
             <w:drawing>
-              <wp:anchor distT="45720" distB="45720" distL="114300" distR="114300" simplePos="0" relativeHeight="251663360" behindDoc="0" locked="0" layoutInCell="1" allowOverlap="1" wp14:anchorId="2E2DABF6" wp14:editId="6491EA28">
+              <wp:anchor distT="45720" distB="45720" distL="114300" distR="114300" simplePos="0" relativeHeight="251663360" behindDoc="0" locked="0" layoutInCell="1" allowOverlap="1" wp14:anchorId="2E2DABF6" wp14:editId="7F13F8D0">
                 <wp:simplePos x="0" y="0"/>
                 <wp:positionH relativeFrom="column">
-                  <wp:posOffset>-91440</wp:posOffset>
+                  <wp:posOffset>-173326</wp:posOffset>
                 </wp:positionH>
                 <wp:positionV relativeFrom="paragraph">
-                  <wp:posOffset>425450</wp:posOffset>
+                  <wp:posOffset>266776</wp:posOffset>
                 </wp:positionV>
                 <wp:extent cx="6209665" cy="1819275"/>
                 <wp:effectExtent l="0" t="0" r="0" b="9525"/>
@@ -279,7 +305,7 @@
                 <v:stroke joinstyle="miter"/>
                 <v:path gradientshapeok="t" o:connecttype="rect"/>
               </v:shapetype>
-              <v:shape id="Cuadro de texto 2" o:spid="_x0000_s1026" type="#_x0000_t202" alt="&quot;&quot;" style="position:absolute;left:0;text-align:left;margin-left:-7.2pt;margin-top:33.5pt;width:488.95pt;height:143.25pt;z-index:251663360;visibility:visible;mso-wrap-style:square;mso-width-percent:0;mso-height-percent:0;mso-wrap-distance-left:9pt;mso-wrap-distance-top:3.6pt;mso-wrap-distance-right:9pt;mso-wrap-distance-bottom:3.6pt;mso-position-horizontal:absolute;mso-position-horizontal-relative:text;mso-position-vertical:absolute;mso-position-vertical-relative:text;mso-width-percent:0;mso-height-percent:0;mso-width-relative:margin;mso-height-relative:margin;v-text-anchor:top" o:gfxdata="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" filled="f" stroked="f">
+              <v:shape id="Cuadro de texto 2" o:spid="_x0000_s1026" type="#_x0000_t202" alt="&quot;&quot;" style="position:absolute;left:0;text-align:left;margin-left:-13.65pt;margin-top:21pt;width:488.95pt;height:143.25pt;z-index:251663360;visibility:visible;mso-wrap-style:square;mso-width-percent:0;mso-height-percent:0;mso-wrap-distance-left:9pt;mso-wrap-distance-top:3.6pt;mso-wrap-distance-right:9pt;mso-wrap-distance-bottom:3.6pt;mso-position-horizontal:absolute;mso-position-horizontal-relative:text;mso-position-vertical:absolute;mso-position-vertical-relative:text;mso-width-percent:0;mso-height-percent:0;mso-width-relative:margin;mso-height-relative:margin;v-text-anchor:top" o:gfxdata="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" filled="f" stroked="f">
                 <v:textbox>
                   <w:txbxContent>
                     <w:p>
@@ -5196,7 +5222,19 @@
         <w:rPr>
           <w:lang w:val="es-419" w:eastAsia="es-CO"/>
         </w:rPr>
-        <w:t>mparan obras originales de carácter intelectual, como software en salud, bases de datos, plataformas digitales, materiales educativos, guías clínicas y protocolos metodológicos, protegiendo la forma de expresión del conocimiento.</w:t>
+        <w:t xml:space="preserve">mparan obras originales de carácter intelectual, como </w:t>
+      </w:r>
+      <w:r>
+        <w:rPr>
+          <w:rStyle w:val="Extranjerismo"/>
+        </w:rPr>
+        <w:t>software</w:t>
+      </w:r>
+      <w:r>
+        <w:rPr>
+          <w:lang w:val="es-419" w:eastAsia="es-CO"/>
+        </w:rPr>
+        <w:t xml:space="preserve"> en salud, bases de datos, plataformas digitales, materiales educativos, guías clínicas y protocolos metodológicos, protegiendo la forma de expresión del conocimiento.</w:t>
       </w:r>
     </w:p>
     <w:p>
@@ -7529,23 +7567,7 @@
                 <w:rFonts w:cs="Calibri"/>
                 <w:szCs w:val="24"/>
               </w:rPr>
-              <w:t xml:space="preserve">Jonathan </w:t>
-            </w:r>
-            <w:proofErr w:type="spellStart"/>
-            <w:r>
-              <w:rPr>
-                <w:rFonts w:cs="Calibri"/>
-                <w:szCs w:val="24"/>
-              </w:rPr>
-              <w:t>Adie</w:t>
-            </w:r>
-            <w:proofErr w:type="spellEnd"/>
-            <w:r>
-              <w:rPr>
-                <w:rFonts w:cs="Calibri"/>
-                <w:szCs w:val="24"/>
-              </w:rPr>
-              <w:t xml:space="preserve"> Villafañe</w:t>
+              <w:t>Jonathan Adie Villafañe</w:t>
             </w:r>
           </w:p>
         </w:tc>
@@ -7605,21 +7627,12 @@
                 <w:szCs w:val="24"/>
               </w:rPr>
             </w:pPr>
-            <w:proofErr w:type="spellStart"/>
             <w:r>
               <w:rPr>
                 <w:rFonts w:cs="Calibri"/>
                 <w:szCs w:val="24"/>
               </w:rPr>
-              <w:t>Karine</w:t>
-            </w:r>
-            <w:proofErr w:type="spellEnd"/>
-            <w:r>
-              <w:rPr>
-                <w:rFonts w:cs="Calibri"/>
-                <w:szCs w:val="24"/>
-              </w:rPr>
-              <w:t xml:space="preserve"> Isabel Ospino Fritz</w:t>
+              <w:t>Karine Isabel Ospino Fritz</w:t>
             </w:r>
           </w:p>
         </w:tc>
@@ -12780,8 +12793,32 @@
 </file>
 
 <file path=customXml/item1.xml><?xml version="1.0" encoding="utf-8"?>
-<ct:contentTypeSchema xmlns:ct="http://schemas.microsoft.com/office/2006/metadata/contentType" xmlns:ma="http://schemas.microsoft.com/office/2006/metadata/properties/metaAttributes" ct:_="" ma:_="" ma:contentTypeName="Documento" ma:contentTypeID="0x0101006A81D6BD42E8DF4C91013959704817E1" ma:contentTypeVersion="14" ma:contentTypeDescription="Crear nuevo documento." ma:contentTypeScope="" ma:versionID="cd14e03e9fc6eb087109c39a3de1a2a7">
-  <xsd:schema xmlns:xsd="http://www.w3.org/2001/XMLSchema" xmlns:xs="http://www.w3.org/2001/XMLSchema" xmlns:p="http://schemas.microsoft.com/office/2006/metadata/properties" xmlns:ns2="13c90a0b-73bc-4dc0-be5f-28d77b615beb" xmlns:ns3="13c93bba-48ce-428c-bfe5-88b42c19b028" targetNamespace="http://schemas.microsoft.com/office/2006/metadata/properties" ma:root="true" ma:fieldsID="247ff0312e87511bd2ce05ea47f33022" ns2:_="" ns3:_="">
+<?mso-contentType ?>
+<FormTemplates xmlns="http://schemas.microsoft.com/sharepoint/v3/contenttype/forms">
+  <Display>DocumentLibraryForm</Display>
+  <Edit>DocumentLibraryForm</Edit>
+  <New>DocumentLibraryForm</New>
+</FormTemplates>
+</file>
+
+<file path=customXml/item2.xml><?xml version="1.0" encoding="utf-8"?>
+<p:properties xmlns:p="http://schemas.microsoft.com/office/2006/metadata/properties" xmlns:xsi="http://www.w3.org/2001/XMLSchema-instance" xmlns:pc="http://schemas.microsoft.com/office/infopath/2007/PartnerControls">
+  <documentManagement>
+    <TaxCatchAll xmlns="13c90a0b-73bc-4dc0-be5f-28d77b615beb" xsi:nil="true"/>
+    <lcf76f155ced4ddcb4097134ff3c332f xmlns="13c93bba-48ce-428c-bfe5-88b42c19b028">
+      <Terms xmlns="http://schemas.microsoft.com/office/infopath/2007/PartnerControls"/>
+    </lcf76f155ced4ddcb4097134ff3c332f>
+  </documentManagement>
+</p:properties>
+</file>
+
+<file path=customXml/item3.xml><?xml version="1.0" encoding="utf-8"?>
+<b:Sources xmlns:b="http://schemas.openxmlformats.org/officeDocument/2006/bibliography" xmlns="http://schemas.openxmlformats.org/officeDocument/2006/bibliography" SelectedStyle="\APASixthEditionOfficeOnline.xsl" StyleName="APA" Version="6"/>
+</file>
+
+<file path=customXml/item4.xml><?xml version="1.0" encoding="utf-8"?>
+<ct:contentTypeSchema xmlns:ct="http://schemas.microsoft.com/office/2006/metadata/contentType" xmlns:ma="http://schemas.microsoft.com/office/2006/metadata/properties/metaAttributes" ct:_="" ma:_="" ma:contentTypeName="Documento" ma:contentTypeID="0x0101006A81D6BD42E8DF4C91013959704817E1" ma:contentTypeVersion="15" ma:contentTypeDescription="Crear nuevo documento." ma:contentTypeScope="" ma:versionID="bf4f72ffd194f0963ff564daca6869f7">
+  <xsd:schema xmlns:xsd="http://www.w3.org/2001/XMLSchema" xmlns:xs="http://www.w3.org/2001/XMLSchema" xmlns:p="http://schemas.microsoft.com/office/2006/metadata/properties" xmlns:ns2="13c90a0b-73bc-4dc0-be5f-28d77b615beb" xmlns:ns3="13c93bba-48ce-428c-bfe5-88b42c19b028" targetNamespace="http://schemas.microsoft.com/office/2006/metadata/properties" ma:root="true" ma:fieldsID="8718d6f4873a5b1392a45044efa78385" ns2:_="" ns3:_="">
     <xsd:import namespace="13c90a0b-73bc-4dc0-be5f-28d77b615beb"/>
     <xsd:import namespace="13c93bba-48ce-428c-bfe5-88b42c19b028"/>
     <xsd:element name="properties">
@@ -12803,6 +12840,7 @@
                 <xsd:element ref="ns3:lcf76f155ced4ddcb4097134ff3c332f" minOccurs="0"/>
                 <xsd:element ref="ns2:TaxCatchAll" minOccurs="0"/>
                 <xsd:element ref="ns3:MediaServiceOCR" minOccurs="0"/>
+                <xsd:element ref="ns3:MediaServiceLocation" minOccurs="0"/>
               </xsd:all>
             </xsd:complexType>
           </xsd:element>
@@ -12908,6 +12946,11 @@
         </xsd:restriction>
       </xsd:simpleType>
     </xsd:element>
+    <xsd:element name="MediaServiceLocation" ma:index="22" nillable="true" ma:displayName="Location" ma:description="" ma:indexed="true" ma:internalName="MediaServiceLocation" ma:readOnly="true">
+      <xsd:simpleType>
+        <xsd:restriction base="dms:Text"/>
+      </xsd:simpleType>
+    </xsd:element>
   </xsd:schema>
   <xsd:schema xmlns="http://schemas.openxmlformats.org/package/2006/metadata/core-properties" xmlns:xsd="http://www.w3.org/2001/XMLSchema" xmlns:xsi="http://www.w3.org/2001/XMLSchema-instance" xmlns:dc="http://purl.org/dc/elements/1.1/" xmlns:dcterms="http://purl.org/dc/terms/" xmlns:odoc="http://schemas.microsoft.com/internal/obd" targetNamespace="http://schemas.openxmlformats.org/package/2006/metadata/core-properties" elementFormDefault="qualified" attributeFormDefault="unqualified" blockDefault="#all">
     <xsd:import namespace="http://purl.org/dc/elements/1.1/" schemaLocation="http://dublincore.org/schemas/xmls/qdc/2003/04/02/dc.xsd"/>
@@ -13008,35 +13051,7 @@
 </ct:contentTypeSchema>
 </file>
 
-<file path=customXml/item2.xml><?xml version="1.0" encoding="utf-8"?>
-<?mso-contentType ?>
-<FormTemplates xmlns="http://schemas.microsoft.com/sharepoint/v3/contenttype/forms">
-  <Display>DocumentLibraryForm</Display>
-  <Edit>DocumentLibraryForm</Edit>
-  <New>DocumentLibraryForm</New>
-</FormTemplates>
-</file>
-
-<file path=customXml/item3.xml><?xml version="1.0" encoding="utf-8"?>
-<p:properties xmlns:p="http://schemas.microsoft.com/office/2006/metadata/properties" xmlns:xsi="http://www.w3.org/2001/XMLSchema-instance" xmlns:pc="http://schemas.microsoft.com/office/infopath/2007/PartnerControls">
-  <documentManagement>
-    <TaxCatchAll xmlns="13c90a0b-73bc-4dc0-be5f-28d77b615beb" xsi:nil="true"/>
-    <lcf76f155ced4ddcb4097134ff3c332f xmlns="13c93bba-48ce-428c-bfe5-88b42c19b028">
-      <Terms xmlns="http://schemas.microsoft.com/office/infopath/2007/PartnerControls"/>
-    </lcf76f155ced4ddcb4097134ff3c332f>
-  </documentManagement>
-</p:properties>
-</file>
-
-<file path=customXml/item4.xml><?xml version="1.0" encoding="utf-8"?>
-<b:Sources xmlns:b="http://schemas.openxmlformats.org/officeDocument/2006/bibliography" xmlns="http://schemas.openxmlformats.org/officeDocument/2006/bibliography" SelectedStyle="\APASixthEditionOfficeOnline.xsl" StyleName="APA" Version="6"/>
-</file>
-
 <file path=customXml/itemProps1.xml><?xml version="1.0" encoding="utf-8"?>
-<ds:datastoreItem xmlns:ds="http://schemas.openxmlformats.org/officeDocument/2006/customXml" ds:itemID="{D2A68F69-CC01-4C13-B6CB-7251E60B25A0}"/>
-</file>
-
-<file path=customXml/itemProps2.xml><?xml version="1.0" encoding="utf-8"?>
 <ds:datastoreItem xmlns:ds="http://schemas.openxmlformats.org/officeDocument/2006/customXml" ds:itemID="{81CBDEC1-3B00-44ED-AD36-0268077980BA}">
   <ds:schemaRefs>
     <ds:schemaRef ds:uri="http://schemas.microsoft.com/sharepoint/v3/contenttype/forms"/>
@@ -13044,7 +13059,7 @@
 </ds:datastoreItem>
 </file>
 
-<file path=customXml/itemProps3.xml><?xml version="1.0" encoding="utf-8"?>
+<file path=customXml/itemProps2.xml><?xml version="1.0" encoding="utf-8"?>
 <ds:datastoreItem xmlns:ds="http://schemas.openxmlformats.org/officeDocument/2006/customXml" ds:itemID="{1145D752-ACC1-45E1-AB53-0C756F67FC7F}">
   <ds:schemaRefs>
     <ds:schemaRef ds:uri="http://schemas.microsoft.com/office/2006/metadata/properties"/>
@@ -13055,10 +13070,14 @@
 </ds:datastoreItem>
 </file>
 
-<file path=customXml/itemProps4.xml><?xml version="1.0" encoding="utf-8"?>
+<file path=customXml/itemProps3.xml><?xml version="1.0" encoding="utf-8"?>
 <ds:datastoreItem xmlns:ds="http://schemas.openxmlformats.org/officeDocument/2006/customXml" ds:itemID="{E8AB44A3-7C62-4BD2-82ED-8ABC209970FA}">
   <ds:schemaRefs>
     <ds:schemaRef ds:uri="http://schemas.openxmlformats.org/officeDocument/2006/bibliography"/>
   </ds:schemaRefs>
 </ds:datastoreItem>
+</file>
+
+<file path=customXml/itemProps4.xml><?xml version="1.0" encoding="utf-8"?>
+<ds:datastoreItem xmlns:ds="http://schemas.openxmlformats.org/officeDocument/2006/customXml" ds:itemID="{72C7C5E6-AF47-4B0D-B498-6584C436F31D}"/>
 </file>
--- a/fuentes/CFA1_41730056__DU.docx
+++ b/fuentes/CFA1_41730056__DU.docx
@@ -2357,6 +2357,10 @@
         </w:numPr>
         <w:ind w:left="1134"/>
         <w:jc w:val="left"/>
+        <w:rPr>
+          <w:sz w:val="24"/>
+          <w:szCs w:val="24"/>
+        </w:rPr>
       </w:pPr>
       <w:r>
         <w:t xml:space="preserve">              </w:t>
@@ -2429,22 +2433,22 @@
       <w:r>
         <w:t xml:space="preserve"> </w:t>
       </w:r>
-    </w:p>
-    <w:p>
-      <w:pPr>
-        <w:rPr>
+      <w:r>
+        <w:t xml:space="preserve">              </w:t>
+      </w:r>
+      <w:r>
+        <w:t xml:space="preserve">          </w:t>
+      </w:r>
+      <w:r>
+        <w:t xml:space="preserve"> </w:t>
+      </w:r>
+      <w:r>
+        <w:rPr>
+          <w:b/>
+          <w:bCs/>
           <w:sz w:val="24"/>
           <w:szCs w:val="24"/>
         </w:rPr>
-      </w:pPr>
-      <w:r>
-        <w:lastRenderedPageBreak/>
-        <w:t xml:space="preserve">              </w:t>
-      </w:r>
-      <w:r>
-        <w:t xml:space="preserve">          </w:t>
-      </w:r>
-      <w:r>
         <w:t xml:space="preserve">   </w:t>
       </w:r>
       <w:r>
@@ -2454,25 +2458,7 @@
           <w:sz w:val="24"/>
           <w:szCs w:val="24"/>
         </w:rPr>
-        <w:t xml:space="preserve">   </w:t>
-      </w:r>
-      <w:r>
-        <w:rPr>
-          <w:b/>
-          <w:bCs/>
-          <w:sz w:val="24"/>
-          <w:szCs w:val="24"/>
-        </w:rPr>
-        <w:t xml:space="preserve"> </w:t>
-      </w:r>
-      <w:r>
-        <w:rPr>
-          <w:b/>
-          <w:bCs/>
-          <w:sz w:val="24"/>
-          <w:szCs w:val="24"/>
-        </w:rPr>
-        <w:t xml:space="preserve">      </w:t>
+        <w:t xml:space="preserve">  </w:t>
       </w:r>
     </w:p>
     <w:p>
@@ -2491,6 +2477,7 @@
         </w:rPr>
       </w:pPr>
       <w:r>
+        <w:lastRenderedPageBreak/>
         <w:t xml:space="preserve"> </w:t>
       </w:r>
       <w:r>
@@ -2639,7 +2626,31 @@
               <w:rPr>
                 <w:lang w:val="es-419"/>
               </w:rPr>
-              <w:t xml:space="preserve">Este marco se articula con orientaciones internacionales —como las de la OMS y la OPS— y con lineamientos nacionales en ciencia, tecnología e innovación, además de reconocer el papel del Estado, la academia, la empresa y la sociedad como ecosistema de impacto social.  </w:t>
+              <w:t xml:space="preserve">Este marco se articula con orientaciones internacionales </w:t>
+            </w:r>
+            <w:r>
+              <w:rPr>
+                <w:lang w:val="es-419"/>
+              </w:rPr>
+              <w:t xml:space="preserve">- </w:t>
+            </w:r>
+            <w:r>
+              <w:rPr>
+                <w:lang w:val="es-419"/>
+              </w:rPr>
+              <w:t>como las de la OMS y la OPS</w:t>
+            </w:r>
+            <w:r>
+              <w:rPr>
+                <w:lang w:val="es-419"/>
+              </w:rPr>
+              <w:t xml:space="preserve"> -</w:t>
+            </w:r>
+            <w:r>
+              <w:rPr>
+                <w:lang w:val="es-419"/>
+              </w:rPr>
+              <w:t xml:space="preserve"> y con lineamientos nacionales en ciencia, tecnología e innovación, además de reconocer el papel del Estado, la academia, la empresa y la sociedad como ecosistema de impacto social.  </w:t>
             </w:r>
           </w:p>
           <w:p>
@@ -2652,8 +2663,31 @@
               <w:rPr>
                 <w:lang w:val="es-419"/>
               </w:rPr>
-              <w:lastRenderedPageBreak/>
-              <w:t xml:space="preserve">A la par, se promueve una reflexión ética y legal que acompaña los procesos de innovación, considerando la protección de resultados mediante propiedad intelectual —patentes, derechos de autor y acceso abierto— con responsabilidad y equidad.  </w:t>
+              <w:t xml:space="preserve">A la par, se promueve una reflexión ética y legal que acompaña los procesos de innovación, considerando la protección de resultados mediante propiedad intelectual </w:t>
+            </w:r>
+            <w:r>
+              <w:rPr>
+                <w:lang w:val="es-419"/>
+              </w:rPr>
+              <w:t xml:space="preserve">- </w:t>
+            </w:r>
+            <w:r>
+              <w:rPr>
+                <w:lang w:val="es-419"/>
+              </w:rPr>
+              <w:t>patentes, derechos de autor y acceso abierto</w:t>
+            </w:r>
+            <w:r>
+              <w:rPr>
+                <w:lang w:val="es-419"/>
+              </w:rPr>
+              <w:t xml:space="preserve"> -</w:t>
+            </w:r>
+            <w:r>
+              <w:rPr>
+                <w:lang w:val="es-419"/>
+              </w:rPr>
+              <w:t xml:space="preserve"> con responsabilidad y equidad.  </w:t>
             </w:r>
           </w:p>
           <w:p>
@@ -2666,7 +2700,20 @@
               <w:rPr>
                 <w:lang w:val="es-419"/>
               </w:rPr>
-              <w:t>¡Le invitamos a apropiarse y aplicar los conceptos y métodos disponibles para llevar a cabo Herramientas y normativa de innovación en salud pública!</w:t>
+              <w:lastRenderedPageBreak/>
+              <w:t xml:space="preserve">¡Le invitamos a apropiarse y aplicar los conceptos y métodos disponibles para llevar a cabo </w:t>
+            </w:r>
+            <w:r>
+              <w:rPr>
+                <w:lang w:val="es-419"/>
+              </w:rPr>
+              <w:t>h</w:t>
+            </w:r>
+            <w:r>
+              <w:rPr>
+                <w:lang w:val="es-419"/>
+              </w:rPr>
+              <w:t>erramientas y normativa de innovación en salud pública!</w:t>
             </w:r>
           </w:p>
         </w:tc>
@@ -6003,11 +6050,6 @@
       <w:pPr>
         <w:pStyle w:val="Normal0"/>
         <w:ind w:firstLine="708"/>
-        <w:rPr>
-          <w:rFonts w:asciiTheme="minorHAnsi" w:hAnsiTheme="minorHAnsi" w:cstheme="minorHAnsi"/>
-          <w:sz w:val="28"/>
-          <w:szCs w:val="28"/>
-        </w:rPr>
       </w:pPr>
       <w:proofErr w:type="spellStart"/>
       <w:r>
@@ -6031,11 +6073,11 @@
         <w:r>
           <w:rPr>
             <w:rStyle w:val="Hipervnculo"/>
-            <w:rFonts w:asciiTheme="minorHAnsi" w:hAnsiTheme="minorHAnsi" w:cstheme="minorHAnsi"/>
+            <w:rFonts w:ascii="Calibri" w:hAnsi="Calibri" w:cs="Calibri"/>
             <w:sz w:val="28"/>
             <w:szCs w:val="28"/>
           </w:rPr>
-          <w:t>https://www.ijhpm.com/article_3640.html</w:t>
+          <w:t>https://doi.org/10.15171/ijhpm.2019.50</w:t>
         </w:r>
       </w:hyperlink>
     </w:p>
@@ -6741,7 +6783,35 @@
                 <w:rFonts w:cs="Calibri"/>
                 <w:szCs w:val="24"/>
               </w:rPr>
-              <w:t>Subdirección de Innovación en salud pública - Dirección de Investigación-Instituto Nacional de Salud</w:t>
+              <w:t xml:space="preserve">Subdirección de Innovación en </w:t>
+            </w:r>
+            <w:r>
+              <w:rPr>
+                <w:rFonts w:cs="Calibri"/>
+                <w:szCs w:val="24"/>
+              </w:rPr>
+              <w:t>S</w:t>
+            </w:r>
+            <w:r>
+              <w:rPr>
+                <w:rFonts w:cs="Calibri"/>
+                <w:szCs w:val="24"/>
+              </w:rPr>
+              <w:t xml:space="preserve">alud </w:t>
+            </w:r>
+            <w:r>
+              <w:rPr>
+                <w:rFonts w:cs="Calibri"/>
+                <w:szCs w:val="24"/>
+              </w:rPr>
+              <w:t>P</w:t>
+            </w:r>
+            <w:r>
+              <w:rPr>
+                <w:rFonts w:cs="Calibri"/>
+                <w:szCs w:val="24"/>
+              </w:rPr>
+              <w:t>ública - Dirección de Investigación-Instituto Nacional de Salud</w:t>
             </w:r>
           </w:p>
         </w:tc>
@@ -6806,7 +6876,35 @@
                 <w:rFonts w:cs="Calibri"/>
                 <w:szCs w:val="24"/>
               </w:rPr>
-              <w:t>Subdirección de Innovación en salud pública - Dirección de Investigación-Instituto Nacional de Salud</w:t>
+              <w:t xml:space="preserve">Subdirección de Innovación en </w:t>
+            </w:r>
+            <w:r>
+              <w:rPr>
+                <w:rFonts w:cs="Calibri"/>
+                <w:szCs w:val="24"/>
+              </w:rPr>
+              <w:t>S</w:t>
+            </w:r>
+            <w:r>
+              <w:rPr>
+                <w:rFonts w:cs="Calibri"/>
+                <w:szCs w:val="24"/>
+              </w:rPr>
+              <w:t xml:space="preserve">alud </w:t>
+            </w:r>
+            <w:r>
+              <w:rPr>
+                <w:rFonts w:cs="Calibri"/>
+                <w:szCs w:val="24"/>
+              </w:rPr>
+              <w:t>P</w:t>
+            </w:r>
+            <w:r>
+              <w:rPr>
+                <w:rFonts w:cs="Calibri"/>
+                <w:szCs w:val="24"/>
+              </w:rPr>
+              <w:t>ública - Dirección de Investigación-Instituto Nacional de Salud</w:t>
             </w:r>
           </w:p>
         </w:tc>
@@ -6832,23 +6930,7 @@
                 <w:rFonts w:cs="Calibri"/>
                 <w:szCs w:val="24"/>
               </w:rPr>
-              <w:t xml:space="preserve">María Luz </w:t>
-            </w:r>
-            <w:proofErr w:type="spellStart"/>
-            <w:r>
-              <w:rPr>
-                <w:rFonts w:cs="Calibri"/>
-                <w:szCs w:val="24"/>
-              </w:rPr>
-              <w:t>Gunturiz</w:t>
-            </w:r>
-            <w:proofErr w:type="spellEnd"/>
-            <w:r>
-              <w:rPr>
-                <w:rFonts w:cs="Calibri"/>
-                <w:szCs w:val="24"/>
-              </w:rPr>
-              <w:t xml:space="preserve"> Albarracín</w:t>
+              <w:t>María Luz Gunturiz Albarracín</w:t>
             </w:r>
           </w:p>
         </w:tc>
@@ -6890,7 +6972,35 @@
                 <w:rFonts w:cs="Calibri"/>
                 <w:szCs w:val="24"/>
               </w:rPr>
-              <w:t>Subdirección de Innovación en salud pública - Dirección de Investigación-Instituto Nacional de Salud</w:t>
+              <w:t xml:space="preserve">Subdirección de Innovación en </w:t>
+            </w:r>
+            <w:r>
+              <w:rPr>
+                <w:rFonts w:cs="Calibri"/>
+                <w:szCs w:val="24"/>
+              </w:rPr>
+              <w:t>S</w:t>
+            </w:r>
+            <w:r>
+              <w:rPr>
+                <w:rFonts w:cs="Calibri"/>
+                <w:szCs w:val="24"/>
+              </w:rPr>
+              <w:t xml:space="preserve">alud </w:t>
+            </w:r>
+            <w:r>
+              <w:rPr>
+                <w:rFonts w:cs="Calibri"/>
+                <w:szCs w:val="24"/>
+              </w:rPr>
+              <w:t>P</w:t>
+            </w:r>
+            <w:r>
+              <w:rPr>
+                <w:rFonts w:cs="Calibri"/>
+                <w:szCs w:val="24"/>
+              </w:rPr>
+              <w:t>ública - Dirección de Investigación-Instituto Nacional de Salud</w:t>
             </w:r>
           </w:p>
         </w:tc>
@@ -6955,7 +7065,21 @@
                 <w:rFonts w:cs="Calibri"/>
                 <w:szCs w:val="24"/>
               </w:rPr>
-              <w:t>Centro de Formación de Talento humano en Salud - Regional Distrito Capital</w:t>
+              <w:t xml:space="preserve">Centro de Formación de Talento </w:t>
+            </w:r>
+            <w:r>
+              <w:rPr>
+                <w:rFonts w:cs="Calibri"/>
+                <w:szCs w:val="24"/>
+              </w:rPr>
+              <w:t>H</w:t>
+            </w:r>
+            <w:r>
+              <w:rPr>
+                <w:rFonts w:cs="Calibri"/>
+                <w:szCs w:val="24"/>
+              </w:rPr>
+              <w:t>umano en Salud - Regional Distrito Capital</w:t>
             </w:r>
           </w:p>
         </w:tc>
@@ -7037,7 +7161,21 @@
                 <w:rFonts w:cs="Calibri"/>
                 <w:szCs w:val="24"/>
               </w:rPr>
-              <w:t>Centro de Formación de Talento humano en Salud - Regional Distrito Capital</w:t>
+              <w:t xml:space="preserve">Centro de Formación de Talento </w:t>
+            </w:r>
+            <w:r>
+              <w:rPr>
+                <w:rFonts w:cs="Calibri"/>
+                <w:szCs w:val="24"/>
+              </w:rPr>
+              <w:t>H</w:t>
+            </w:r>
+            <w:r>
+              <w:rPr>
+                <w:rFonts w:cs="Calibri"/>
+                <w:szCs w:val="24"/>
+              </w:rPr>
+              <w:t>umano en Salud - Regional Distrito Capital</w:t>
             </w:r>
           </w:p>
         </w:tc>
@@ -7102,7 +7240,21 @@
                 <w:rFonts w:cs="Calibri"/>
                 <w:szCs w:val="24"/>
               </w:rPr>
-              <w:t>Centro de Formación de Talento humano en Salud - Regional Distrito Capital</w:t>
+              <w:t xml:space="preserve">Centro de Formación de Talento </w:t>
+            </w:r>
+            <w:r>
+              <w:rPr>
+                <w:rFonts w:cs="Calibri"/>
+                <w:szCs w:val="24"/>
+              </w:rPr>
+              <w:t>H</w:t>
+            </w:r>
+            <w:r>
+              <w:rPr>
+                <w:rFonts w:cs="Calibri"/>
+                <w:szCs w:val="24"/>
+              </w:rPr>
+              <w:t>umano en Salud - Regional Distrito Capital</w:t>
             </w:r>
           </w:p>
         </w:tc>
@@ -7179,7 +7331,21 @@
                 <w:rFonts w:cs="Calibri"/>
                 <w:szCs w:val="24"/>
               </w:rPr>
-              <w:t>Centro de Comercio y Servicios - Regional Atlántico</w:t>
+              <w:t>Centro de Comercio y Servicios -</w:t>
+            </w:r>
+            <w:r>
+              <w:rPr>
+                <w:rFonts w:cs="Calibri"/>
+                <w:szCs w:val="24"/>
+              </w:rPr>
+              <w:t xml:space="preserve"> </w:t>
+            </w:r>
+            <w:r>
+              <w:rPr>
+                <w:rFonts w:cs="Calibri"/>
+                <w:szCs w:val="24"/>
+              </w:rPr>
+              <w:t>Regional Atlántico</w:t>
             </w:r>
           </w:p>
         </w:tc>
@@ -12173,7 +12339,7 @@
     <w:autoRedefine/>
     <w:uiPriority w:val="39"/>
     <w:unhideWhenUsed/>
-    <w:rsid w:val="00231879"/>
+    <w:rsid w:val="000472F6"/>
     <w:pPr>
       <w:tabs>
         <w:tab w:val="left" w:pos="567"/>
@@ -12181,7 +12347,7 @@
         <w:tab w:val="right" w:leader="dot" w:pos="9962"/>
       </w:tabs>
       <w:spacing w:after="100"/>
-      <w:ind w:left="709" w:firstLine="280"/>
+      <w:ind w:left="709" w:firstLine="142"/>
       <w:jc w:val="both"/>
     </w:pPr>
   </w:style>
@@ -12793,54 +12959,27 @@
 </file>
 
 <file path=customXml/item1.xml><?xml version="1.0" encoding="utf-8"?>
-<?mso-contentType ?>
-<FormTemplates xmlns="http://schemas.microsoft.com/sharepoint/v3/contenttype/forms">
-  <Display>DocumentLibraryForm</Display>
-  <Edit>DocumentLibraryForm</Edit>
-  <New>DocumentLibraryForm</New>
-</FormTemplates>
-</file>
-
-<file path=customXml/item2.xml><?xml version="1.0" encoding="utf-8"?>
-<p:properties xmlns:p="http://schemas.microsoft.com/office/2006/metadata/properties" xmlns:xsi="http://www.w3.org/2001/XMLSchema-instance" xmlns:pc="http://schemas.microsoft.com/office/infopath/2007/PartnerControls">
-  <documentManagement>
-    <TaxCatchAll xmlns="13c90a0b-73bc-4dc0-be5f-28d77b615beb" xsi:nil="true"/>
-    <lcf76f155ced4ddcb4097134ff3c332f xmlns="13c93bba-48ce-428c-bfe5-88b42c19b028">
-      <Terms xmlns="http://schemas.microsoft.com/office/infopath/2007/PartnerControls"/>
-    </lcf76f155ced4ddcb4097134ff3c332f>
-  </documentManagement>
-</p:properties>
-</file>
-
-<file path=customXml/item3.xml><?xml version="1.0" encoding="utf-8"?>
-<b:Sources xmlns:b="http://schemas.openxmlformats.org/officeDocument/2006/bibliography" xmlns="http://schemas.openxmlformats.org/officeDocument/2006/bibliography" SelectedStyle="\APASixthEditionOfficeOnline.xsl" StyleName="APA" Version="6"/>
-</file>
-
-<file path=customXml/item4.xml><?xml version="1.0" encoding="utf-8"?>
-<ct:contentTypeSchema xmlns:ct="http://schemas.microsoft.com/office/2006/metadata/contentType" xmlns:ma="http://schemas.microsoft.com/office/2006/metadata/properties/metaAttributes" ct:_="" ma:_="" ma:contentTypeName="Documento" ma:contentTypeID="0x0101006A81D6BD42E8DF4C91013959704817E1" ma:contentTypeVersion="15" ma:contentTypeDescription="Crear nuevo documento." ma:contentTypeScope="" ma:versionID="bf4f72ffd194f0963ff564daca6869f7">
-  <xsd:schema xmlns:xsd="http://www.w3.org/2001/XMLSchema" xmlns:xs="http://www.w3.org/2001/XMLSchema" xmlns:p="http://schemas.microsoft.com/office/2006/metadata/properties" xmlns:ns2="13c90a0b-73bc-4dc0-be5f-28d77b615beb" xmlns:ns3="13c93bba-48ce-428c-bfe5-88b42c19b028" targetNamespace="http://schemas.microsoft.com/office/2006/metadata/properties" ma:root="true" ma:fieldsID="8718d6f4873a5b1392a45044efa78385" ns2:_="" ns3:_="">
-    <xsd:import namespace="13c90a0b-73bc-4dc0-be5f-28d77b615beb"/>
-    <xsd:import namespace="13c93bba-48ce-428c-bfe5-88b42c19b028"/>
+<ct:contentTypeSchema xmlns:ct="http://schemas.microsoft.com/office/2006/metadata/contentType" xmlns:ma="http://schemas.microsoft.com/office/2006/metadata/properties/metaAttributes" ct:_="" ma:_="" ma:contentTypeName="Documento" ma:contentTypeID="0x010100FC2B1768DD5A774EB396CCAB0DE361C1" ma:contentTypeVersion="12" ma:contentTypeDescription="Crear nuevo documento." ma:contentTypeScope="" ma:versionID="d4a546b22d2924edabf51241cf3422b8">
+  <xsd:schema xmlns:xsd="http://www.w3.org/2001/XMLSchema" xmlns:xs="http://www.w3.org/2001/XMLSchema" xmlns:p="http://schemas.microsoft.com/office/2006/metadata/properties" xmlns:ns2="a70d3c18-0869-45a1-9f75-4b4b8f0f32be" xmlns:ns3="adccf511-daff-4bcb-9072-914cedbf4c7e" targetNamespace="http://schemas.microsoft.com/office/2006/metadata/properties" ma:root="true" ma:fieldsID="e29002b2d9ca820e89c57fc59ec70c79" ns2:_="" ns3:_="">
+    <xsd:import namespace="a70d3c18-0869-45a1-9f75-4b4b8f0f32be"/>
+    <xsd:import namespace="adccf511-daff-4bcb-9072-914cedbf4c7e"/>
     <xsd:element name="properties">
       <xsd:complexType>
         <xsd:sequence>
           <xsd:element name="documentManagement">
             <xsd:complexType>
               <xsd:all>
-                <xsd:element ref="ns2:SharedWithUsers" minOccurs="0"/>
-                <xsd:element ref="ns2:SharedWithDetails" minOccurs="0"/>
-                <xsd:element ref="ns3:MediaServiceMetadata" minOccurs="0"/>
-                <xsd:element ref="ns3:MediaServiceFastMetadata" minOccurs="0"/>
-                <xsd:element ref="ns3:MediaServiceSearchProperties" minOccurs="0"/>
-                <xsd:element ref="ns3:MediaServiceObjectDetectorVersions" minOccurs="0"/>
-                <xsd:element ref="ns3:MediaServiceDateTaken" minOccurs="0"/>
-                <xsd:element ref="ns3:MediaServiceGenerationTime" minOccurs="0"/>
-                <xsd:element ref="ns3:MediaServiceEventHashCode" minOccurs="0"/>
-                <xsd:element ref="ns3:MediaLengthInSeconds" minOccurs="0"/>
-                <xsd:element ref="ns3:lcf76f155ced4ddcb4097134ff3c332f" minOccurs="0"/>
-                <xsd:element ref="ns2:TaxCatchAll" minOccurs="0"/>
-                <xsd:element ref="ns3:MediaServiceOCR" minOccurs="0"/>
-                <xsd:element ref="ns3:MediaServiceLocation" minOccurs="0"/>
+                <xsd:element ref="ns2:MediaServiceMetadata" minOccurs="0"/>
+                <xsd:element ref="ns2:MediaServiceFastMetadata" minOccurs="0"/>
+                <xsd:element ref="ns2:MediaServiceSearchProperties" minOccurs="0"/>
+                <xsd:element ref="ns2:MediaServiceDateTaken" minOccurs="0"/>
+                <xsd:element ref="ns2:MediaServiceGenerationTime" minOccurs="0"/>
+                <xsd:element ref="ns2:MediaServiceEventHashCode" minOccurs="0"/>
+                <xsd:element ref="ns2:MediaLengthInSeconds" minOccurs="0"/>
+                <xsd:element ref="ns2:lcf76f155ced4ddcb4097134ff3c332f" minOccurs="0"/>
+                <xsd:element ref="ns3:TaxCatchAll" minOccurs="0"/>
+                <xsd:element ref="ns2:MediaServiceOCR" minOccurs="0"/>
+                <xsd:element ref="ns2:MediaServiceBillingMetadata" minOccurs="0"/>
               </xsd:all>
             </xsd:complexType>
           </xsd:element>
@@ -12848,36 +12987,68 @@
       </xsd:complexType>
     </xsd:element>
   </xsd:schema>
-  <xsd:schema xmlns:xsd="http://www.w3.org/2001/XMLSchema" xmlns:xs="http://www.w3.org/2001/XMLSchema" xmlns:dms="http://schemas.microsoft.com/office/2006/documentManagement/types" xmlns:pc="http://schemas.microsoft.com/office/infopath/2007/PartnerControls" targetNamespace="13c90a0b-73bc-4dc0-be5f-28d77b615beb" elementFormDefault="qualified">
+  <xsd:schema xmlns:xsd="http://www.w3.org/2001/XMLSchema" xmlns:xs="http://www.w3.org/2001/XMLSchema" xmlns:dms="http://schemas.microsoft.com/office/2006/documentManagement/types" xmlns:pc="http://schemas.microsoft.com/office/infopath/2007/PartnerControls" targetNamespace="a70d3c18-0869-45a1-9f75-4b4b8f0f32be" elementFormDefault="qualified">
     <xsd:import namespace="http://schemas.microsoft.com/office/2006/documentManagement/types"/>
     <xsd:import namespace="http://schemas.microsoft.com/office/infopath/2007/PartnerControls"/>
-    <xsd:element name="SharedWithUsers" ma:index="8" nillable="true" ma:displayName="Compartido con" ma:internalName="SharedWithUsers" ma:readOnly="true">
+    <xsd:element name="MediaServiceMetadata" ma:index="8" nillable="true" ma:displayName="MediaServiceMetadata" ma:hidden="true" ma:internalName="MediaServiceMetadata" ma:readOnly="true">
+      <xsd:simpleType>
+        <xsd:restriction base="dms:Note"/>
+      </xsd:simpleType>
+    </xsd:element>
+    <xsd:element name="MediaServiceFastMetadata" ma:index="9" nillable="true" ma:displayName="MediaServiceFastMetadata" ma:hidden="true" ma:internalName="MediaServiceFastMetadata" ma:readOnly="true">
+      <xsd:simpleType>
+        <xsd:restriction base="dms:Note"/>
+      </xsd:simpleType>
+    </xsd:element>
+    <xsd:element name="MediaServiceSearchProperties" ma:index="10" nillable="true" ma:displayName="MediaServiceSearchProperties" ma:hidden="true" ma:internalName="MediaServiceSearchProperties" ma:readOnly="true">
+      <xsd:simpleType>
+        <xsd:restriction base="dms:Note"/>
+      </xsd:simpleType>
+    </xsd:element>
+    <xsd:element name="MediaServiceDateTaken" ma:index="11" nillable="true" ma:displayName="MediaServiceDateTaken" ma:hidden="true" ma:indexed="true" ma:internalName="MediaServiceDateTaken" ma:readOnly="true">
+      <xsd:simpleType>
+        <xsd:restriction base="dms:Text"/>
+      </xsd:simpleType>
+    </xsd:element>
+    <xsd:element name="MediaServiceGenerationTime" ma:index="12" nillable="true" ma:displayName="MediaServiceGenerationTime" ma:hidden="true" ma:internalName="MediaServiceGenerationTime" ma:readOnly="true">
+      <xsd:simpleType>
+        <xsd:restriction base="dms:Text"/>
+      </xsd:simpleType>
+    </xsd:element>
+    <xsd:element name="MediaServiceEventHashCode" ma:index="13" nillable="true" ma:displayName="MediaServiceEventHashCode" ma:hidden="true" ma:internalName="MediaServiceEventHashCode" ma:readOnly="true">
+      <xsd:simpleType>
+        <xsd:restriction base="dms:Text"/>
+      </xsd:simpleType>
+    </xsd:element>
+    <xsd:element name="MediaLengthInSeconds" ma:index="14" nillable="true" ma:displayName="MediaLengthInSeconds" ma:hidden="true" ma:internalName="MediaLengthInSeconds" ma:readOnly="true">
+      <xsd:simpleType>
+        <xsd:restriction base="dms:Unknown"/>
+      </xsd:simpleType>
+    </xsd:element>
+    <xsd:element name="lcf76f155ced4ddcb4097134ff3c332f" ma:index="16" nillable="true" ma:taxonomy="true" ma:internalName="lcf76f155ced4ddcb4097134ff3c332f" ma:taxonomyFieldName="MediaServiceImageTags" ma:displayName="Etiquetas de imagen" ma:readOnly="false" ma:fieldId="{5cf76f15-5ced-4ddc-b409-7134ff3c332f}" ma:taxonomyMulti="true" ma:sspId="d33c8c81-5745-4931-bcc4-c2aeafe86780" ma:termSetId="09814cd3-568e-fe90-9814-8d621ff8fb84" ma:anchorId="fba54fb3-c3e1-fe81-a776-ca4b69148c4d" ma:open="true" ma:isKeyword="false">
       <xsd:complexType>
-        <xsd:complexContent>
-          <xsd:extension base="dms:UserMulti">
-            <xsd:sequence>
-              <xsd:element name="UserInfo" minOccurs="0" maxOccurs="unbounded">
-                <xsd:complexType>
-                  <xsd:sequence>
-                    <xsd:element name="DisplayName" type="xsd:string" minOccurs="0"/>
-                    <xsd:element name="AccountId" type="dms:UserId" minOccurs="0" nillable="true"/>
-                    <xsd:element name="AccountType" type="xsd:string" minOccurs="0"/>
-                  </xsd:sequence>
-                </xsd:complexType>
-              </xsd:element>
-            </xsd:sequence>
-          </xsd:extension>
-        </xsd:complexContent>
+        <xsd:sequence>
+          <xsd:element ref="pc:Terms" minOccurs="0" maxOccurs="1"/>
+        </xsd:sequence>
       </xsd:complexType>
     </xsd:element>
-    <xsd:element name="SharedWithDetails" ma:index="9" nillable="true" ma:displayName="Detalles de uso compartido" ma:internalName="SharedWithDetails" ma:readOnly="true">
+    <xsd:element name="MediaServiceOCR" ma:index="18" nillable="true" ma:displayName="Extracted Text" ma:internalName="MediaServiceOCR" ma:readOnly="true">
       <xsd:simpleType>
         <xsd:restriction base="dms:Note">
           <xsd:maxLength value="255"/>
         </xsd:restriction>
       </xsd:simpleType>
     </xsd:element>
-    <xsd:element name="TaxCatchAll" ma:index="20" nillable="true" ma:displayName="Taxonomy Catch All Column" ma:hidden="true" ma:list="{a42ca037-5d13-4729-aeec-4237f141d2d6}" ma:internalName="TaxCatchAll" ma:showField="CatchAllData" ma:web="13c90a0b-73bc-4dc0-be5f-28d77b615beb">
+    <xsd:element name="MediaServiceBillingMetadata" ma:index="19" nillable="true" ma:displayName="MediaServiceBillingMetadata" ma:hidden="true" ma:internalName="MediaServiceBillingMetadata" ma:readOnly="true">
+      <xsd:simpleType>
+        <xsd:restriction base="dms:Note"/>
+      </xsd:simpleType>
+    </xsd:element>
+  </xsd:schema>
+  <xsd:schema xmlns:xsd="http://www.w3.org/2001/XMLSchema" xmlns:xs="http://www.w3.org/2001/XMLSchema" xmlns:dms="http://schemas.microsoft.com/office/2006/documentManagement/types" xmlns:pc="http://schemas.microsoft.com/office/infopath/2007/PartnerControls" targetNamespace="adccf511-daff-4bcb-9072-914cedbf4c7e" elementFormDefault="qualified">
+    <xsd:import namespace="http://schemas.microsoft.com/office/2006/documentManagement/types"/>
+    <xsd:import namespace="http://schemas.microsoft.com/office/infopath/2007/PartnerControls"/>
+    <xsd:element name="TaxCatchAll" ma:index="17" nillable="true" ma:displayName="Taxonomy Catch All Column" ma:hidden="true" ma:list="{d55fdbc5-1632-489d-aeea-ba6fd7407963}" ma:internalName="TaxCatchAll" ma:showField="CatchAllData" ma:web="adccf511-daff-4bcb-9072-914cedbf4c7e">
       <xsd:complexType>
         <xsd:complexContent>
           <xsd:extension base="dms:MultiChoiceLookup">
@@ -12887,69 +13058,6 @@
           </xsd:extension>
         </xsd:complexContent>
       </xsd:complexType>
-    </xsd:element>
-  </xsd:schema>
-  <xsd:schema xmlns:xsd="http://www.w3.org/2001/XMLSchema" xmlns:xs="http://www.w3.org/2001/XMLSchema" xmlns:dms="http://schemas.microsoft.com/office/2006/documentManagement/types" xmlns:pc="http://schemas.microsoft.com/office/infopath/2007/PartnerControls" targetNamespace="13c93bba-48ce-428c-bfe5-88b42c19b028" elementFormDefault="qualified">
-    <xsd:import namespace="http://schemas.microsoft.com/office/2006/documentManagement/types"/>
-    <xsd:import namespace="http://schemas.microsoft.com/office/infopath/2007/PartnerControls"/>
-    <xsd:element name="MediaServiceMetadata" ma:index="10" nillable="true" ma:displayName="MediaServiceMetadata" ma:hidden="true" ma:internalName="MediaServiceMetadata" ma:readOnly="true">
-      <xsd:simpleType>
-        <xsd:restriction base="dms:Note"/>
-      </xsd:simpleType>
-    </xsd:element>
-    <xsd:element name="MediaServiceFastMetadata" ma:index="11" nillable="true" ma:displayName="MediaServiceFastMetadata" ma:hidden="true" ma:internalName="MediaServiceFastMetadata" ma:readOnly="true">
-      <xsd:simpleType>
-        <xsd:restriction base="dms:Note"/>
-      </xsd:simpleType>
-    </xsd:element>
-    <xsd:element name="MediaServiceSearchProperties" ma:index="12" nillable="true" ma:displayName="MediaServiceSearchProperties" ma:hidden="true" ma:internalName="MediaServiceSearchProperties" ma:readOnly="true">
-      <xsd:simpleType>
-        <xsd:restriction base="dms:Note"/>
-      </xsd:simpleType>
-    </xsd:element>
-    <xsd:element name="MediaServiceObjectDetectorVersions" ma:index="13" nillable="true" ma:displayName="MediaServiceObjectDetectorVersions" ma:hidden="true" ma:indexed="true" ma:internalName="MediaServiceObjectDetectorVersions" ma:readOnly="true">
-      <xsd:simpleType>
-        <xsd:restriction base="dms:Text"/>
-      </xsd:simpleType>
-    </xsd:element>
-    <xsd:element name="MediaServiceDateTaken" ma:index="14" nillable="true" ma:displayName="MediaServiceDateTaken" ma:hidden="true" ma:indexed="true" ma:internalName="MediaServiceDateTaken" ma:readOnly="true">
-      <xsd:simpleType>
-        <xsd:restriction base="dms:Text"/>
-      </xsd:simpleType>
-    </xsd:element>
-    <xsd:element name="MediaServiceGenerationTime" ma:index="15" nillable="true" ma:displayName="MediaServiceGenerationTime" ma:hidden="true" ma:internalName="MediaServiceGenerationTime" ma:readOnly="true">
-      <xsd:simpleType>
-        <xsd:restriction base="dms:Text"/>
-      </xsd:simpleType>
-    </xsd:element>
-    <xsd:element name="MediaServiceEventHashCode" ma:index="16" nillable="true" ma:displayName="MediaServiceEventHashCode" ma:hidden="true" ma:internalName="MediaServiceEventHashCode" ma:readOnly="true">
-      <xsd:simpleType>
-        <xsd:restriction base="dms:Text"/>
-      </xsd:simpleType>
-    </xsd:element>
-    <xsd:element name="MediaLengthInSeconds" ma:index="17" nillable="true" ma:displayName="MediaLengthInSeconds" ma:hidden="true" ma:internalName="MediaLengthInSeconds" ma:readOnly="true">
-      <xsd:simpleType>
-        <xsd:restriction base="dms:Unknown"/>
-      </xsd:simpleType>
-    </xsd:element>
-    <xsd:element name="lcf76f155ced4ddcb4097134ff3c332f" ma:index="19" nillable="true" ma:taxonomy="true" ma:internalName="lcf76f155ced4ddcb4097134ff3c332f" ma:taxonomyFieldName="MediaServiceImageTags" ma:displayName="Etiquetas de imagen" ma:readOnly="false" ma:fieldId="{5cf76f15-5ced-4ddc-b409-7134ff3c332f}" ma:taxonomyMulti="true" ma:sspId="d33c8c81-5745-4931-bcc4-c2aeafe86780" ma:termSetId="09814cd3-568e-fe90-9814-8d621ff8fb84" ma:anchorId="fba54fb3-c3e1-fe81-a776-ca4b69148c4d" ma:open="true" ma:isKeyword="false">
-      <xsd:complexType>
-        <xsd:sequence>
-          <xsd:element ref="pc:Terms" minOccurs="0" maxOccurs="1"/>
-        </xsd:sequence>
-      </xsd:complexType>
-    </xsd:element>
-    <xsd:element name="MediaServiceOCR" ma:index="21" nillable="true" ma:displayName="Extracted Text" ma:internalName="MediaServiceOCR" ma:readOnly="true">
-      <xsd:simpleType>
-        <xsd:restriction base="dms:Note">
-          <xsd:maxLength value="255"/>
-        </xsd:restriction>
-      </xsd:simpleType>
-    </xsd:element>
-    <xsd:element name="MediaServiceLocation" ma:index="22" nillable="true" ma:displayName="Location" ma:description="" ma:indexed="true" ma:internalName="MediaServiceLocation" ma:readOnly="true">
-      <xsd:simpleType>
-        <xsd:restriction base="dms:Text"/>
-      </xsd:simpleType>
     </xsd:element>
   </xsd:schema>
   <xsd:schema xmlns="http://schemas.openxmlformats.org/package/2006/metadata/core-properties" xmlns:xsd="http://www.w3.org/2001/XMLSchema" xmlns:xsi="http://www.w3.org/2001/XMLSchema-instance" xmlns:dc="http://purl.org/dc/elements/1.1/" xmlns:dcterms="http://purl.org/dc/terms/" xmlns:odoc="http://schemas.microsoft.com/internal/obd" targetNamespace="http://schemas.openxmlformats.org/package/2006/metadata/core-properties" elementFormDefault="qualified" attributeFormDefault="unqualified" blockDefault="#all">
@@ -13051,15 +13159,58 @@
 </ct:contentTypeSchema>
 </file>
 
+<file path=customXml/item2.xml><?xml version="1.0" encoding="utf-8"?>
+<b:Sources xmlns:b="http://schemas.openxmlformats.org/officeDocument/2006/bibliography" xmlns="http://schemas.openxmlformats.org/officeDocument/2006/bibliography" SelectedStyle="\APASixthEditionOfficeOnline.xsl" StyleName="APA" Version="6"/>
+</file>
+
+<file path=customXml/item3.xml><?xml version="1.0" encoding="utf-8"?>
+<p:properties xmlns:p="http://schemas.microsoft.com/office/2006/metadata/properties" xmlns:xsi="http://www.w3.org/2001/XMLSchema-instance" xmlns:pc="http://schemas.microsoft.com/office/infopath/2007/PartnerControls">
+  <documentManagement>
+    <TaxCatchAll xmlns="adccf511-daff-4bcb-9072-914cedbf4c7e" xsi:nil="true"/>
+    <lcf76f155ced4ddcb4097134ff3c332f xmlns="a70d3c18-0869-45a1-9f75-4b4b8f0f32be">
+      <Terms xmlns="http://schemas.microsoft.com/office/infopath/2007/PartnerControls"/>
+    </lcf76f155ced4ddcb4097134ff3c332f>
+  </documentManagement>
+</p:properties>
+</file>
+
+<file path=customXml/item4.xml><?xml version="1.0" encoding="utf-8"?>
+<?mso-contentType ?>
+<FormTemplates xmlns="http://schemas.microsoft.com/sharepoint/v3/contenttype/forms">
+  <Display>DocumentLibraryForm</Display>
+  <Edit>DocumentLibraryForm</Edit>
+  <New>DocumentLibraryForm</New>
+</FormTemplates>
+</file>
+
 <file path=customXml/itemProps1.xml><?xml version="1.0" encoding="utf-8"?>
-<ds:datastoreItem xmlns:ds="http://schemas.openxmlformats.org/officeDocument/2006/customXml" ds:itemID="{81CBDEC1-3B00-44ED-AD36-0268077980BA}">
+<ds:datastoreItem xmlns:ds="http://schemas.openxmlformats.org/officeDocument/2006/customXml" ds:itemID="{996434B9-CC1E-4468-A086-AA07C2AF1350}">
   <ds:schemaRefs>
-    <ds:schemaRef ds:uri="http://schemas.microsoft.com/sharepoint/v3/contenttype/forms"/>
+    <ds:schemaRef ds:uri="http://schemas.microsoft.com/office/2006/metadata/contentType"/>
+    <ds:schemaRef ds:uri="http://schemas.microsoft.com/office/2006/metadata/properties/metaAttributes"/>
+    <ds:schemaRef ds:uri="http://www.w3.org/2001/XMLSchema"/>
+    <ds:schemaRef ds:uri="http://schemas.microsoft.com/office/2006/metadata/properties"/>
+    <ds:schemaRef ds:uri="a70d3c18-0869-45a1-9f75-4b4b8f0f32be"/>
+    <ds:schemaRef ds:uri="adccf511-daff-4bcb-9072-914cedbf4c7e"/>
+    <ds:schemaRef ds:uri="http://schemas.microsoft.com/office/2006/documentManagement/types"/>
+    <ds:schemaRef ds:uri="http://schemas.microsoft.com/office/infopath/2007/PartnerControls"/>
+    <ds:schemaRef ds:uri="http://schemas.openxmlformats.org/package/2006/metadata/core-properties"/>
+    <ds:schemaRef ds:uri="http://purl.org/dc/elements/1.1/"/>
+    <ds:schemaRef ds:uri="http://purl.org/dc/terms/"/>
+    <ds:schemaRef ds:uri="http://schemas.microsoft.com/internal/obd"/>
   </ds:schemaRefs>
 </ds:datastoreItem>
 </file>
 
 <file path=customXml/itemProps2.xml><?xml version="1.0" encoding="utf-8"?>
+<ds:datastoreItem xmlns:ds="http://schemas.openxmlformats.org/officeDocument/2006/customXml" ds:itemID="{E8AB44A3-7C62-4BD2-82ED-8ABC209970FA}">
+  <ds:schemaRefs>
+    <ds:schemaRef ds:uri="http://schemas.openxmlformats.org/officeDocument/2006/bibliography"/>
+  </ds:schemaRefs>
+</ds:datastoreItem>
+</file>
+
+<file path=customXml/itemProps3.xml><?xml version="1.0" encoding="utf-8"?>
 <ds:datastoreItem xmlns:ds="http://schemas.openxmlformats.org/officeDocument/2006/customXml" ds:itemID="{1145D752-ACC1-45E1-AB53-0C756F67FC7F}">
   <ds:schemaRefs>
     <ds:schemaRef ds:uri="http://schemas.microsoft.com/office/2006/metadata/properties"/>
@@ -13070,14 +13221,10 @@
 </ds:datastoreItem>
 </file>
 
-<file path=customXml/itemProps3.xml><?xml version="1.0" encoding="utf-8"?>
-<ds:datastoreItem xmlns:ds="http://schemas.openxmlformats.org/officeDocument/2006/customXml" ds:itemID="{E8AB44A3-7C62-4BD2-82ED-8ABC209970FA}">
+<file path=customXml/itemProps4.xml><?xml version="1.0" encoding="utf-8"?>
+<ds:datastoreItem xmlns:ds="http://schemas.openxmlformats.org/officeDocument/2006/customXml" ds:itemID="{81CBDEC1-3B00-44ED-AD36-0268077980BA}">
   <ds:schemaRefs>
-    <ds:schemaRef ds:uri="http://schemas.openxmlformats.org/officeDocument/2006/bibliography"/>
+    <ds:schemaRef ds:uri="http://schemas.microsoft.com/sharepoint/v3/contenttype/forms"/>
   </ds:schemaRefs>
 </ds:datastoreItem>
-</file>
-
-<file path=customXml/itemProps4.xml><?xml version="1.0" encoding="utf-8"?>
-<ds:datastoreItem xmlns:ds="http://schemas.openxmlformats.org/officeDocument/2006/customXml" ds:itemID="{72C7C5E6-AF47-4B0D-B498-6584C436F31D}"/>
 </file>
--- a/fuentes/CFA1_41730056__DU.docx
+++ b/fuentes/CFA1_41730056__DU.docx
@@ -6636,7 +6636,7 @@
                 <w:rFonts w:cs="Calibri"/>
                 <w:szCs w:val="24"/>
               </w:rPr>
-              <w:t>Dirección General</w:t>
+              <w:t>Centro Agroturístico - Regional Santander</w:t>
             </w:r>
           </w:p>
         </w:tc>
@@ -12959,27 +12959,34 @@
 </file>
 
 <file path=customXml/item1.xml><?xml version="1.0" encoding="utf-8"?>
-<ct:contentTypeSchema xmlns:ct="http://schemas.microsoft.com/office/2006/metadata/contentType" xmlns:ma="http://schemas.microsoft.com/office/2006/metadata/properties/metaAttributes" ct:_="" ma:_="" ma:contentTypeName="Documento" ma:contentTypeID="0x010100FC2B1768DD5A774EB396CCAB0DE361C1" ma:contentTypeVersion="12" ma:contentTypeDescription="Crear nuevo documento." ma:contentTypeScope="" ma:versionID="d4a546b22d2924edabf51241cf3422b8">
-  <xsd:schema xmlns:xsd="http://www.w3.org/2001/XMLSchema" xmlns:xs="http://www.w3.org/2001/XMLSchema" xmlns:p="http://schemas.microsoft.com/office/2006/metadata/properties" xmlns:ns2="a70d3c18-0869-45a1-9f75-4b4b8f0f32be" xmlns:ns3="adccf511-daff-4bcb-9072-914cedbf4c7e" targetNamespace="http://schemas.microsoft.com/office/2006/metadata/properties" ma:root="true" ma:fieldsID="e29002b2d9ca820e89c57fc59ec70c79" ns2:_="" ns3:_="">
-    <xsd:import namespace="a70d3c18-0869-45a1-9f75-4b4b8f0f32be"/>
-    <xsd:import namespace="adccf511-daff-4bcb-9072-914cedbf4c7e"/>
+<b:Sources xmlns:b="http://schemas.openxmlformats.org/officeDocument/2006/bibliography" xmlns="http://schemas.openxmlformats.org/officeDocument/2006/bibliography" SelectedStyle="\APASixthEditionOfficeOnline.xsl" StyleName="APA" Version="6"/>
+</file>
+
+<file path=customXml/item2.xml><?xml version="1.0" encoding="utf-8"?>
+<ct:contentTypeSchema xmlns:ct="http://schemas.microsoft.com/office/2006/metadata/contentType" xmlns:ma="http://schemas.microsoft.com/office/2006/metadata/properties/metaAttributes" ct:_="" ma:_="" ma:contentTypeName="Documento" ma:contentTypeID="0x0101006A81D6BD42E8DF4C91013959704817E1" ma:contentTypeVersion="15" ma:contentTypeDescription="Crear nuevo documento." ma:contentTypeScope="" ma:versionID="bf4f72ffd194f0963ff564daca6869f7">
+  <xsd:schema xmlns:xsd="http://www.w3.org/2001/XMLSchema" xmlns:xs="http://www.w3.org/2001/XMLSchema" xmlns:p="http://schemas.microsoft.com/office/2006/metadata/properties" xmlns:ns2="13c90a0b-73bc-4dc0-be5f-28d77b615beb" xmlns:ns3="13c93bba-48ce-428c-bfe5-88b42c19b028" targetNamespace="http://schemas.microsoft.com/office/2006/metadata/properties" ma:root="true" ma:fieldsID="8718d6f4873a5b1392a45044efa78385" ns2:_="" ns3:_="">
+    <xsd:import namespace="13c90a0b-73bc-4dc0-be5f-28d77b615beb"/>
+    <xsd:import namespace="13c93bba-48ce-428c-bfe5-88b42c19b028"/>
     <xsd:element name="properties">
       <xsd:complexType>
         <xsd:sequence>
           <xsd:element name="documentManagement">
             <xsd:complexType>
               <xsd:all>
-                <xsd:element ref="ns2:MediaServiceMetadata" minOccurs="0"/>
-                <xsd:element ref="ns2:MediaServiceFastMetadata" minOccurs="0"/>
-                <xsd:element ref="ns2:MediaServiceSearchProperties" minOccurs="0"/>
-                <xsd:element ref="ns2:MediaServiceDateTaken" minOccurs="0"/>
-                <xsd:element ref="ns2:MediaServiceGenerationTime" minOccurs="0"/>
-                <xsd:element ref="ns2:MediaServiceEventHashCode" minOccurs="0"/>
-                <xsd:element ref="ns2:MediaLengthInSeconds" minOccurs="0"/>
-                <xsd:element ref="ns2:lcf76f155ced4ddcb4097134ff3c332f" minOccurs="0"/>
-                <xsd:element ref="ns3:TaxCatchAll" minOccurs="0"/>
-                <xsd:element ref="ns2:MediaServiceOCR" minOccurs="0"/>
-                <xsd:element ref="ns2:MediaServiceBillingMetadata" minOccurs="0"/>
+                <xsd:element ref="ns2:SharedWithUsers" minOccurs="0"/>
+                <xsd:element ref="ns2:SharedWithDetails" minOccurs="0"/>
+                <xsd:element ref="ns3:MediaServiceMetadata" minOccurs="0"/>
+                <xsd:element ref="ns3:MediaServiceFastMetadata" minOccurs="0"/>
+                <xsd:element ref="ns3:MediaServiceSearchProperties" minOccurs="0"/>
+                <xsd:element ref="ns3:MediaServiceObjectDetectorVersions" minOccurs="0"/>
+                <xsd:element ref="ns3:MediaServiceDateTaken" minOccurs="0"/>
+                <xsd:element ref="ns3:MediaServiceGenerationTime" minOccurs="0"/>
+                <xsd:element ref="ns3:MediaServiceEventHashCode" minOccurs="0"/>
+                <xsd:element ref="ns3:MediaLengthInSeconds" minOccurs="0"/>
+                <xsd:element ref="ns3:lcf76f155ced4ddcb4097134ff3c332f" minOccurs="0"/>
+                <xsd:element ref="ns2:TaxCatchAll" minOccurs="0"/>
+                <xsd:element ref="ns3:MediaServiceOCR" minOccurs="0"/>
+                <xsd:element ref="ns3:MediaServiceLocation" minOccurs="0"/>
               </xsd:all>
             </xsd:complexType>
           </xsd:element>
@@ -12987,68 +12994,36 @@
       </xsd:complexType>
     </xsd:element>
   </xsd:schema>
-  <xsd:schema xmlns:xsd="http://www.w3.org/2001/XMLSchema" xmlns:xs="http://www.w3.org/2001/XMLSchema" xmlns:dms="http://schemas.microsoft.com/office/2006/documentManagement/types" xmlns:pc="http://schemas.microsoft.com/office/infopath/2007/PartnerControls" targetNamespace="a70d3c18-0869-45a1-9f75-4b4b8f0f32be" elementFormDefault="qualified">
+  <xsd:schema xmlns:xsd="http://www.w3.org/2001/XMLSchema" xmlns:xs="http://www.w3.org/2001/XMLSchema" xmlns:dms="http://schemas.microsoft.com/office/2006/documentManagement/types" xmlns:pc="http://schemas.microsoft.com/office/infopath/2007/PartnerControls" targetNamespace="13c90a0b-73bc-4dc0-be5f-28d77b615beb" elementFormDefault="qualified">
     <xsd:import namespace="http://schemas.microsoft.com/office/2006/documentManagement/types"/>
     <xsd:import namespace="http://schemas.microsoft.com/office/infopath/2007/PartnerControls"/>
-    <xsd:element name="MediaServiceMetadata" ma:index="8" nillable="true" ma:displayName="MediaServiceMetadata" ma:hidden="true" ma:internalName="MediaServiceMetadata" ma:readOnly="true">
-      <xsd:simpleType>
-        <xsd:restriction base="dms:Note"/>
-      </xsd:simpleType>
-    </xsd:element>
-    <xsd:element name="MediaServiceFastMetadata" ma:index="9" nillable="true" ma:displayName="MediaServiceFastMetadata" ma:hidden="true" ma:internalName="MediaServiceFastMetadata" ma:readOnly="true">
-      <xsd:simpleType>
-        <xsd:restriction base="dms:Note"/>
-      </xsd:simpleType>
-    </xsd:element>
-    <xsd:element name="MediaServiceSearchProperties" ma:index="10" nillable="true" ma:displayName="MediaServiceSearchProperties" ma:hidden="true" ma:internalName="MediaServiceSearchProperties" ma:readOnly="true">
-      <xsd:simpleType>
-        <xsd:restriction base="dms:Note"/>
-      </xsd:simpleType>
-    </xsd:element>
-    <xsd:element name="MediaServiceDateTaken" ma:index="11" nillable="true" ma:displayName="MediaServiceDateTaken" ma:hidden="true" ma:indexed="true" ma:internalName="MediaServiceDateTaken" ma:readOnly="true">
-      <xsd:simpleType>
-        <xsd:restriction base="dms:Text"/>
-      </xsd:simpleType>
-    </xsd:element>
-    <xsd:element name="MediaServiceGenerationTime" ma:index="12" nillable="true" ma:displayName="MediaServiceGenerationTime" ma:hidden="true" ma:internalName="MediaServiceGenerationTime" ma:readOnly="true">
-      <xsd:simpleType>
-        <xsd:restriction base="dms:Text"/>
-      </xsd:simpleType>
-    </xsd:element>
-    <xsd:element name="MediaServiceEventHashCode" ma:index="13" nillable="true" ma:displayName="MediaServiceEventHashCode" ma:hidden="true" ma:internalName="MediaServiceEventHashCode" ma:readOnly="true">
-      <xsd:simpleType>
-        <xsd:restriction base="dms:Text"/>
-      </xsd:simpleType>
-    </xsd:element>
-    <xsd:element name="MediaLengthInSeconds" ma:index="14" nillable="true" ma:displayName="MediaLengthInSeconds" ma:hidden="true" ma:internalName="MediaLengthInSeconds" ma:readOnly="true">
-      <xsd:simpleType>
-        <xsd:restriction base="dms:Unknown"/>
-      </xsd:simpleType>
-    </xsd:element>
-    <xsd:element name="lcf76f155ced4ddcb4097134ff3c332f" ma:index="16" nillable="true" ma:taxonomy="true" ma:internalName="lcf76f155ced4ddcb4097134ff3c332f" ma:taxonomyFieldName="MediaServiceImageTags" ma:displayName="Etiquetas de imagen" ma:readOnly="false" ma:fieldId="{5cf76f15-5ced-4ddc-b409-7134ff3c332f}" ma:taxonomyMulti="true" ma:sspId="d33c8c81-5745-4931-bcc4-c2aeafe86780" ma:termSetId="09814cd3-568e-fe90-9814-8d621ff8fb84" ma:anchorId="fba54fb3-c3e1-fe81-a776-ca4b69148c4d" ma:open="true" ma:isKeyword="false">
+    <xsd:element name="SharedWithUsers" ma:index="8" nillable="true" ma:displayName="Compartido con" ma:internalName="SharedWithUsers" ma:readOnly="true">
       <xsd:complexType>
-        <xsd:sequence>
-          <xsd:element ref="pc:Terms" minOccurs="0" maxOccurs="1"/>
-        </xsd:sequence>
+        <xsd:complexContent>
+          <xsd:extension base="dms:UserMulti">
+            <xsd:sequence>
+              <xsd:element name="UserInfo" minOccurs="0" maxOccurs="unbounded">
+                <xsd:complexType>
+                  <xsd:sequence>
+                    <xsd:element name="DisplayName" type="xsd:string" minOccurs="0"/>
+                    <xsd:element name="AccountId" type="dms:UserId" minOccurs="0" nillable="true"/>
+                    <xsd:element name="AccountType" type="xsd:string" minOccurs="0"/>
+                  </xsd:sequence>
+                </xsd:complexType>
+              </xsd:element>
+            </xsd:sequence>
+          </xsd:extension>
+        </xsd:complexContent>
       </xsd:complexType>
     </xsd:element>
-    <xsd:element name="MediaServiceOCR" ma:index="18" nillable="true" ma:displayName="Extracted Text" ma:internalName="MediaServiceOCR" ma:readOnly="true">
+    <xsd:element name="SharedWithDetails" ma:index="9" nillable="true" ma:displayName="Detalles de uso compartido" ma:internalName="SharedWithDetails" ma:readOnly="true">
       <xsd:simpleType>
         <xsd:restriction base="dms:Note">
           <xsd:maxLength value="255"/>
         </xsd:restriction>
       </xsd:simpleType>
     </xsd:element>
-    <xsd:element name="MediaServiceBillingMetadata" ma:index="19" nillable="true" ma:displayName="MediaServiceBillingMetadata" ma:hidden="true" ma:internalName="MediaServiceBillingMetadata" ma:readOnly="true">
-      <xsd:simpleType>
-        <xsd:restriction base="dms:Note"/>
-      </xsd:simpleType>
-    </xsd:element>
-  </xsd:schema>
-  <xsd:schema xmlns:xsd="http://www.w3.org/2001/XMLSchema" xmlns:xs="http://www.w3.org/2001/XMLSchema" xmlns:dms="http://schemas.microsoft.com/office/2006/documentManagement/types" xmlns:pc="http://schemas.microsoft.com/office/infopath/2007/PartnerControls" targetNamespace="adccf511-daff-4bcb-9072-914cedbf4c7e" elementFormDefault="qualified">
-    <xsd:import namespace="http://schemas.microsoft.com/office/2006/documentManagement/types"/>
-    <xsd:import namespace="http://schemas.microsoft.com/office/infopath/2007/PartnerControls"/>
-    <xsd:element name="TaxCatchAll" ma:index="17" nillable="true" ma:displayName="Taxonomy Catch All Column" ma:hidden="true" ma:list="{d55fdbc5-1632-489d-aeea-ba6fd7407963}" ma:internalName="TaxCatchAll" ma:showField="CatchAllData" ma:web="adccf511-daff-4bcb-9072-914cedbf4c7e">
+    <xsd:element name="TaxCatchAll" ma:index="20" nillable="true" ma:displayName="Taxonomy Catch All Column" ma:hidden="true" ma:list="{a42ca037-5d13-4729-aeec-4237f141d2d6}" ma:internalName="TaxCatchAll" ma:showField="CatchAllData" ma:web="13c90a0b-73bc-4dc0-be5f-28d77b615beb">
       <xsd:complexType>
         <xsd:complexContent>
           <xsd:extension base="dms:MultiChoiceLookup">
@@ -13058,6 +13033,69 @@
           </xsd:extension>
         </xsd:complexContent>
       </xsd:complexType>
+    </xsd:element>
+  </xsd:schema>
+  <xsd:schema xmlns:xsd="http://www.w3.org/2001/XMLSchema" xmlns:xs="http://www.w3.org/2001/XMLSchema" xmlns:dms="http://schemas.microsoft.com/office/2006/documentManagement/types" xmlns:pc="http://schemas.microsoft.com/office/infopath/2007/PartnerControls" targetNamespace="13c93bba-48ce-428c-bfe5-88b42c19b028" elementFormDefault="qualified">
+    <xsd:import namespace="http://schemas.microsoft.com/office/2006/documentManagement/types"/>
+    <xsd:import namespace="http://schemas.microsoft.com/office/infopath/2007/PartnerControls"/>
+    <xsd:element name="MediaServiceMetadata" ma:index="10" nillable="true" ma:displayName="MediaServiceMetadata" ma:hidden="true" ma:internalName="MediaServiceMetadata" ma:readOnly="true">
+      <xsd:simpleType>
+        <xsd:restriction base="dms:Note"/>
+      </xsd:simpleType>
+    </xsd:element>
+    <xsd:element name="MediaServiceFastMetadata" ma:index="11" nillable="true" ma:displayName="MediaServiceFastMetadata" ma:hidden="true" ma:internalName="MediaServiceFastMetadata" ma:readOnly="true">
+      <xsd:simpleType>
+        <xsd:restriction base="dms:Note"/>
+      </xsd:simpleType>
+    </xsd:element>
+    <xsd:element name="MediaServiceSearchProperties" ma:index="12" nillable="true" ma:displayName="MediaServiceSearchProperties" ma:hidden="true" ma:internalName="MediaServiceSearchProperties" ma:readOnly="true">
+      <xsd:simpleType>
+        <xsd:restriction base="dms:Note"/>
+      </xsd:simpleType>
+    </xsd:element>
+    <xsd:element name="MediaServiceObjectDetectorVersions" ma:index="13" nillable="true" ma:displayName="MediaServiceObjectDetectorVersions" ma:hidden="true" ma:indexed="true" ma:internalName="MediaServiceObjectDetectorVersions" ma:readOnly="true">
+      <xsd:simpleType>
+        <xsd:restriction base="dms:Text"/>
+      </xsd:simpleType>
+    </xsd:element>
+    <xsd:element name="MediaServiceDateTaken" ma:index="14" nillable="true" ma:displayName="MediaServiceDateTaken" ma:hidden="true" ma:indexed="true" ma:internalName="MediaServiceDateTaken" ma:readOnly="true">
+      <xsd:simpleType>
+        <xsd:restriction base="dms:Text"/>
+      </xsd:simpleType>
+    </xsd:element>
+    <xsd:element name="MediaServiceGenerationTime" ma:index="15" nillable="true" ma:displayName="MediaServiceGenerationTime" ma:hidden="true" ma:internalName="MediaServiceGenerationTime" ma:readOnly="true">
+      <xsd:simpleType>
+        <xsd:restriction base="dms:Text"/>
+      </xsd:simpleType>
+    </xsd:element>
+    <xsd:element name="MediaServiceEventHashCode" ma:index="16" nillable="true" ma:displayName="MediaServiceEventHashCode" ma:hidden="true" ma:internalName="MediaServiceEventHashCode" ma:readOnly="true">
+      <xsd:simpleType>
+        <xsd:restriction base="dms:Text"/>
+      </xsd:simpleType>
+    </xsd:element>
+    <xsd:element name="MediaLengthInSeconds" ma:index="17" nillable="true" ma:displayName="MediaLengthInSeconds" ma:hidden="true" ma:internalName="MediaLengthInSeconds" ma:readOnly="true">
+      <xsd:simpleType>
+        <xsd:restriction base="dms:Unknown"/>
+      </xsd:simpleType>
+    </xsd:element>
+    <xsd:element name="lcf76f155ced4ddcb4097134ff3c332f" ma:index="19" nillable="true" ma:taxonomy="true" ma:internalName="lcf76f155ced4ddcb4097134ff3c332f" ma:taxonomyFieldName="MediaServiceImageTags" ma:displayName="Etiquetas de imagen" ma:readOnly="false" ma:fieldId="{5cf76f15-5ced-4ddc-b409-7134ff3c332f}" ma:taxonomyMulti="true" ma:sspId="d33c8c81-5745-4931-bcc4-c2aeafe86780" ma:termSetId="09814cd3-568e-fe90-9814-8d621ff8fb84" ma:anchorId="fba54fb3-c3e1-fe81-a776-ca4b69148c4d" ma:open="true" ma:isKeyword="false">
+      <xsd:complexType>
+        <xsd:sequence>
+          <xsd:element ref="pc:Terms" minOccurs="0" maxOccurs="1"/>
+        </xsd:sequence>
+      </xsd:complexType>
+    </xsd:element>
+    <xsd:element name="MediaServiceOCR" ma:index="21" nillable="true" ma:displayName="Extracted Text" ma:internalName="MediaServiceOCR" ma:readOnly="true">
+      <xsd:simpleType>
+        <xsd:restriction base="dms:Note">
+          <xsd:maxLength value="255"/>
+        </xsd:restriction>
+      </xsd:simpleType>
+    </xsd:element>
+    <xsd:element name="MediaServiceLocation" ma:index="22" nillable="true" ma:displayName="Location" ma:description="" ma:indexed="true" ma:internalName="MediaServiceLocation" ma:readOnly="true">
+      <xsd:simpleType>
+        <xsd:restriction base="dms:Text"/>
+      </xsd:simpleType>
     </xsd:element>
   </xsd:schema>
   <xsd:schema xmlns="http://schemas.openxmlformats.org/package/2006/metadata/core-properties" xmlns:xsd="http://www.w3.org/2001/XMLSchema" xmlns:xsi="http://www.w3.org/2001/XMLSchema-instance" xmlns:dc="http://purl.org/dc/elements/1.1/" xmlns:dcterms="http://purl.org/dc/terms/" xmlns:odoc="http://schemas.microsoft.com/internal/obd" targetNamespace="http://schemas.openxmlformats.org/package/2006/metadata/core-properties" elementFormDefault="qualified" attributeFormDefault="unqualified" blockDefault="#all">
@@ -13159,22 +13197,7 @@
 </ct:contentTypeSchema>
 </file>
 
-<file path=customXml/item2.xml><?xml version="1.0" encoding="utf-8"?>
-<b:Sources xmlns:b="http://schemas.openxmlformats.org/officeDocument/2006/bibliography" xmlns="http://schemas.openxmlformats.org/officeDocument/2006/bibliography" SelectedStyle="\APASixthEditionOfficeOnline.xsl" StyleName="APA" Version="6"/>
-</file>
-
 <file path=customXml/item3.xml><?xml version="1.0" encoding="utf-8"?>
-<p:properties xmlns:p="http://schemas.microsoft.com/office/2006/metadata/properties" xmlns:xsi="http://www.w3.org/2001/XMLSchema-instance" xmlns:pc="http://schemas.microsoft.com/office/infopath/2007/PartnerControls">
-  <documentManagement>
-    <TaxCatchAll xmlns="adccf511-daff-4bcb-9072-914cedbf4c7e" xsi:nil="true"/>
-    <lcf76f155ced4ddcb4097134ff3c332f xmlns="a70d3c18-0869-45a1-9f75-4b4b8f0f32be">
-      <Terms xmlns="http://schemas.microsoft.com/office/infopath/2007/PartnerControls"/>
-    </lcf76f155ced4ddcb4097134ff3c332f>
-  </documentManagement>
-</p:properties>
-</file>
-
-<file path=customXml/item4.xml><?xml version="1.0" encoding="utf-8"?>
 <?mso-contentType ?>
 <FormTemplates xmlns="http://schemas.microsoft.com/sharepoint/v3/contenttype/forms">
   <Display>DocumentLibraryForm</Display>
@@ -13183,26 +13206,18 @@
 </FormTemplates>
 </file>
 
-<file path=customXml/itemProps1.xml><?xml version="1.0" encoding="utf-8"?>
-<ds:datastoreItem xmlns:ds="http://schemas.openxmlformats.org/officeDocument/2006/customXml" ds:itemID="{996434B9-CC1E-4468-A086-AA07C2AF1350}">
-  <ds:schemaRefs>
-    <ds:schemaRef ds:uri="http://schemas.microsoft.com/office/2006/metadata/contentType"/>
-    <ds:schemaRef ds:uri="http://schemas.microsoft.com/office/2006/metadata/properties/metaAttributes"/>
-    <ds:schemaRef ds:uri="http://www.w3.org/2001/XMLSchema"/>
-    <ds:schemaRef ds:uri="http://schemas.microsoft.com/office/2006/metadata/properties"/>
-    <ds:schemaRef ds:uri="a70d3c18-0869-45a1-9f75-4b4b8f0f32be"/>
-    <ds:schemaRef ds:uri="adccf511-daff-4bcb-9072-914cedbf4c7e"/>
-    <ds:schemaRef ds:uri="http://schemas.microsoft.com/office/2006/documentManagement/types"/>
-    <ds:schemaRef ds:uri="http://schemas.microsoft.com/office/infopath/2007/PartnerControls"/>
-    <ds:schemaRef ds:uri="http://schemas.openxmlformats.org/package/2006/metadata/core-properties"/>
-    <ds:schemaRef ds:uri="http://purl.org/dc/elements/1.1/"/>
-    <ds:schemaRef ds:uri="http://purl.org/dc/terms/"/>
-    <ds:schemaRef ds:uri="http://schemas.microsoft.com/internal/obd"/>
-  </ds:schemaRefs>
-</ds:datastoreItem>
+<file path=customXml/item4.xml><?xml version="1.0" encoding="utf-8"?>
+<p:properties xmlns:p="http://schemas.microsoft.com/office/2006/metadata/properties" xmlns:xsi="http://www.w3.org/2001/XMLSchema-instance" xmlns:pc="http://schemas.microsoft.com/office/infopath/2007/PartnerControls">
+  <documentManagement>
+    <TaxCatchAll xmlns="13c90a0b-73bc-4dc0-be5f-28d77b615beb" xsi:nil="true"/>
+    <lcf76f155ced4ddcb4097134ff3c332f xmlns="13c93bba-48ce-428c-bfe5-88b42c19b028">
+      <Terms xmlns="http://schemas.microsoft.com/office/infopath/2007/PartnerControls"/>
+    </lcf76f155ced4ddcb4097134ff3c332f>
+  </documentManagement>
+</p:properties>
 </file>
 
-<file path=customXml/itemProps2.xml><?xml version="1.0" encoding="utf-8"?>
+<file path=customXml/itemProps1.xml><?xml version="1.0" encoding="utf-8"?>
 <ds:datastoreItem xmlns:ds="http://schemas.openxmlformats.org/officeDocument/2006/customXml" ds:itemID="{E8AB44A3-7C62-4BD2-82ED-8ABC209970FA}">
   <ds:schemaRefs>
     <ds:schemaRef ds:uri="http://schemas.openxmlformats.org/officeDocument/2006/bibliography"/>
@@ -13210,7 +13225,19 @@
 </ds:datastoreItem>
 </file>
 
+<file path=customXml/itemProps2.xml><?xml version="1.0" encoding="utf-8"?>
+<ds:datastoreItem xmlns:ds="http://schemas.openxmlformats.org/officeDocument/2006/customXml" ds:itemID="{6C8E2B96-C096-4B63-AB22-4FCE1BBF3A92}"/>
+</file>
+
 <file path=customXml/itemProps3.xml><?xml version="1.0" encoding="utf-8"?>
+<ds:datastoreItem xmlns:ds="http://schemas.openxmlformats.org/officeDocument/2006/customXml" ds:itemID="{81CBDEC1-3B00-44ED-AD36-0268077980BA}">
+  <ds:schemaRefs>
+    <ds:schemaRef ds:uri="http://schemas.microsoft.com/sharepoint/v3/contenttype/forms"/>
+  </ds:schemaRefs>
+</ds:datastoreItem>
+</file>
+
+<file path=customXml/itemProps4.xml><?xml version="1.0" encoding="utf-8"?>
 <ds:datastoreItem xmlns:ds="http://schemas.openxmlformats.org/officeDocument/2006/customXml" ds:itemID="{1145D752-ACC1-45E1-AB53-0C756F67FC7F}">
   <ds:schemaRefs>
     <ds:schemaRef ds:uri="http://schemas.microsoft.com/office/2006/metadata/properties"/>
@@ -13219,12 +13246,4 @@
     <ds:schemaRef ds:uri="a70d3c18-0869-45a1-9f75-4b4b8f0f32be"/>
   </ds:schemaRefs>
 </ds:datastoreItem>
-</file>
-
-<file path=customXml/itemProps4.xml><?xml version="1.0" encoding="utf-8"?>
-<ds:datastoreItem xmlns:ds="http://schemas.openxmlformats.org/officeDocument/2006/customXml" ds:itemID="{81CBDEC1-3B00-44ED-AD36-0268077980BA}">
-  <ds:schemaRefs>
-    <ds:schemaRef ds:uri="http://schemas.microsoft.com/sharepoint/v3/contenttype/forms"/>
-  </ds:schemaRefs>
-</ds:datastoreItem>
 </file>
--- a/fuentes/CFA1_41730056__DU.docx
+++ b/fuentes/CFA1_41730056__DU.docx
@@ -12959,34 +12959,27 @@
 </file>
 
 <file path=customXml/item1.xml><?xml version="1.0" encoding="utf-8"?>
-<b:Sources xmlns:b="http://schemas.openxmlformats.org/officeDocument/2006/bibliography" xmlns="http://schemas.openxmlformats.org/officeDocument/2006/bibliography" SelectedStyle="\APASixthEditionOfficeOnline.xsl" StyleName="APA" Version="6"/>
-</file>
-
-<file path=customXml/item2.xml><?xml version="1.0" encoding="utf-8"?>
-<ct:contentTypeSchema xmlns:ct="http://schemas.microsoft.com/office/2006/metadata/contentType" xmlns:ma="http://schemas.microsoft.com/office/2006/metadata/properties/metaAttributes" ct:_="" ma:_="" ma:contentTypeName="Documento" ma:contentTypeID="0x0101006A81D6BD42E8DF4C91013959704817E1" ma:contentTypeVersion="15" ma:contentTypeDescription="Crear nuevo documento." ma:contentTypeScope="" ma:versionID="bf4f72ffd194f0963ff564daca6869f7">
-  <xsd:schema xmlns:xsd="http://www.w3.org/2001/XMLSchema" xmlns:xs="http://www.w3.org/2001/XMLSchema" xmlns:p="http://schemas.microsoft.com/office/2006/metadata/properties" xmlns:ns2="13c90a0b-73bc-4dc0-be5f-28d77b615beb" xmlns:ns3="13c93bba-48ce-428c-bfe5-88b42c19b028" targetNamespace="http://schemas.microsoft.com/office/2006/metadata/properties" ma:root="true" ma:fieldsID="8718d6f4873a5b1392a45044efa78385" ns2:_="" ns3:_="">
-    <xsd:import namespace="13c90a0b-73bc-4dc0-be5f-28d77b615beb"/>
-    <xsd:import namespace="13c93bba-48ce-428c-bfe5-88b42c19b028"/>
+<ct:contentTypeSchema xmlns:ct="http://schemas.microsoft.com/office/2006/metadata/contentType" xmlns:ma="http://schemas.microsoft.com/office/2006/metadata/properties/metaAttributes" ct:_="" ma:_="" ma:contentTypeName="Documento" ma:contentTypeID="0x01010005252A1EF3BD024F856B47B579AB5244" ma:contentTypeVersion="12" ma:contentTypeDescription="Crear nuevo documento." ma:contentTypeScope="" ma:versionID="32d0e18b85ac20c34eab62df21c0cf58">
+  <xsd:schema xmlns:xsd="http://www.w3.org/2001/XMLSchema" xmlns:xs="http://www.w3.org/2001/XMLSchema" xmlns:p="http://schemas.microsoft.com/office/2006/metadata/properties" xmlns:ns2="42760c81-fd8e-4d59-8953-7cdb9f38b14f" xmlns:ns3="67a0edcd-0de5-43ed-8c27-e32f38a00c91" targetNamespace="http://schemas.microsoft.com/office/2006/metadata/properties" ma:root="true" ma:fieldsID="cc2c149e99f10870fd5bc3964e5386d3" ns2:_="" ns3:_="">
+    <xsd:import namespace="42760c81-fd8e-4d59-8953-7cdb9f38b14f"/>
+    <xsd:import namespace="67a0edcd-0de5-43ed-8c27-e32f38a00c91"/>
     <xsd:element name="properties">
       <xsd:complexType>
         <xsd:sequence>
           <xsd:element name="documentManagement">
             <xsd:complexType>
               <xsd:all>
-                <xsd:element ref="ns2:SharedWithUsers" minOccurs="0"/>
-                <xsd:element ref="ns2:SharedWithDetails" minOccurs="0"/>
-                <xsd:element ref="ns3:MediaServiceMetadata" minOccurs="0"/>
-                <xsd:element ref="ns3:MediaServiceFastMetadata" minOccurs="0"/>
-                <xsd:element ref="ns3:MediaServiceSearchProperties" minOccurs="0"/>
-                <xsd:element ref="ns3:MediaServiceObjectDetectorVersions" minOccurs="0"/>
-                <xsd:element ref="ns3:MediaServiceDateTaken" minOccurs="0"/>
-                <xsd:element ref="ns3:MediaServiceGenerationTime" minOccurs="0"/>
-                <xsd:element ref="ns3:MediaServiceEventHashCode" minOccurs="0"/>
-                <xsd:element ref="ns3:MediaLengthInSeconds" minOccurs="0"/>
-                <xsd:element ref="ns3:lcf76f155ced4ddcb4097134ff3c332f" minOccurs="0"/>
-                <xsd:element ref="ns2:TaxCatchAll" minOccurs="0"/>
-                <xsd:element ref="ns3:MediaServiceOCR" minOccurs="0"/>
-                <xsd:element ref="ns3:MediaServiceLocation" minOccurs="0"/>
+                <xsd:element ref="ns2:MediaServiceMetadata" minOccurs="0"/>
+                <xsd:element ref="ns2:MediaServiceFastMetadata" minOccurs="0"/>
+                <xsd:element ref="ns2:MediaServiceSearchProperties" minOccurs="0"/>
+                <xsd:element ref="ns2:MediaServiceDateTaken" minOccurs="0"/>
+                <xsd:element ref="ns2:MediaServiceGenerationTime" minOccurs="0"/>
+                <xsd:element ref="ns2:MediaServiceEventHashCode" minOccurs="0"/>
+                <xsd:element ref="ns2:MediaLengthInSeconds" minOccurs="0"/>
+                <xsd:element ref="ns2:lcf76f155ced4ddcb4097134ff3c332f" minOccurs="0"/>
+                <xsd:element ref="ns3:TaxCatchAll" minOccurs="0"/>
+                <xsd:element ref="ns2:MediaServiceOCR" minOccurs="0"/>
+                <xsd:element ref="ns2:MediaServiceLocation" minOccurs="0"/>
               </xsd:all>
             </xsd:complexType>
           </xsd:element>
@@ -12994,36 +12987,68 @@
       </xsd:complexType>
     </xsd:element>
   </xsd:schema>
-  <xsd:schema xmlns:xsd="http://www.w3.org/2001/XMLSchema" xmlns:xs="http://www.w3.org/2001/XMLSchema" xmlns:dms="http://schemas.microsoft.com/office/2006/documentManagement/types" xmlns:pc="http://schemas.microsoft.com/office/infopath/2007/PartnerControls" targetNamespace="13c90a0b-73bc-4dc0-be5f-28d77b615beb" elementFormDefault="qualified">
+  <xsd:schema xmlns:xsd="http://www.w3.org/2001/XMLSchema" xmlns:xs="http://www.w3.org/2001/XMLSchema" xmlns:dms="http://schemas.microsoft.com/office/2006/documentManagement/types" xmlns:pc="http://schemas.microsoft.com/office/infopath/2007/PartnerControls" targetNamespace="42760c81-fd8e-4d59-8953-7cdb9f38b14f" elementFormDefault="qualified">
     <xsd:import namespace="http://schemas.microsoft.com/office/2006/documentManagement/types"/>
     <xsd:import namespace="http://schemas.microsoft.com/office/infopath/2007/PartnerControls"/>
-    <xsd:element name="SharedWithUsers" ma:index="8" nillable="true" ma:displayName="Compartido con" ma:internalName="SharedWithUsers" ma:readOnly="true">
+    <xsd:element name="MediaServiceMetadata" ma:index="8" nillable="true" ma:displayName="MediaServiceMetadata" ma:hidden="true" ma:internalName="MediaServiceMetadata" ma:readOnly="true">
+      <xsd:simpleType>
+        <xsd:restriction base="dms:Note"/>
+      </xsd:simpleType>
+    </xsd:element>
+    <xsd:element name="MediaServiceFastMetadata" ma:index="9" nillable="true" ma:displayName="MediaServiceFastMetadata" ma:hidden="true" ma:internalName="MediaServiceFastMetadata" ma:readOnly="true">
+      <xsd:simpleType>
+        <xsd:restriction base="dms:Note"/>
+      </xsd:simpleType>
+    </xsd:element>
+    <xsd:element name="MediaServiceSearchProperties" ma:index="10" nillable="true" ma:displayName="MediaServiceSearchProperties" ma:hidden="true" ma:internalName="MediaServiceSearchProperties" ma:readOnly="true">
+      <xsd:simpleType>
+        <xsd:restriction base="dms:Note"/>
+      </xsd:simpleType>
+    </xsd:element>
+    <xsd:element name="MediaServiceDateTaken" ma:index="11" nillable="true" ma:displayName="MediaServiceDateTaken" ma:hidden="true" ma:indexed="true" ma:internalName="MediaServiceDateTaken" ma:readOnly="true">
+      <xsd:simpleType>
+        <xsd:restriction base="dms:Text"/>
+      </xsd:simpleType>
+    </xsd:element>
+    <xsd:element name="MediaServiceGenerationTime" ma:index="12" nillable="true" ma:displayName="MediaServiceGenerationTime" ma:hidden="true" ma:internalName="MediaServiceGenerationTime" ma:readOnly="true">
+      <xsd:simpleType>
+        <xsd:restriction base="dms:Text"/>
+      </xsd:simpleType>
+    </xsd:element>
+    <xsd:element name="MediaServiceEventHashCode" ma:index="13" nillable="true" ma:displayName="MediaServiceEventHashCode" ma:hidden="true" ma:internalName="MediaServiceEventHashCode" ma:readOnly="true">
+      <xsd:simpleType>
+        <xsd:restriction base="dms:Text"/>
+      </xsd:simpleType>
+    </xsd:element>
+    <xsd:element name="MediaLengthInSeconds" ma:index="14" nillable="true" ma:displayName="MediaLengthInSeconds" ma:hidden="true" ma:internalName="MediaLengthInSeconds" ma:readOnly="true">
+      <xsd:simpleType>
+        <xsd:restriction base="dms:Unknown"/>
+      </xsd:simpleType>
+    </xsd:element>
+    <xsd:element name="lcf76f155ced4ddcb4097134ff3c332f" ma:index="16" nillable="true" ma:taxonomy="true" ma:internalName="lcf76f155ced4ddcb4097134ff3c332f" ma:taxonomyFieldName="MediaServiceImageTags" ma:displayName="Etiquetas de imagen" ma:readOnly="false" ma:fieldId="{5cf76f15-5ced-4ddc-b409-7134ff3c332f}" ma:taxonomyMulti="true" ma:sspId="d33c8c81-5745-4931-bcc4-c2aeafe86780" ma:termSetId="09814cd3-568e-fe90-9814-8d621ff8fb84" ma:anchorId="fba54fb3-c3e1-fe81-a776-ca4b69148c4d" ma:open="true" ma:isKeyword="false">
       <xsd:complexType>
-        <xsd:complexContent>
-          <xsd:extension base="dms:UserMulti">
-            <xsd:sequence>
-              <xsd:element name="UserInfo" minOccurs="0" maxOccurs="unbounded">
-                <xsd:complexType>
-                  <xsd:sequence>
-                    <xsd:element name="DisplayName" type="xsd:string" minOccurs="0"/>
-                    <xsd:element name="AccountId" type="dms:UserId" minOccurs="0" nillable="true"/>
-                    <xsd:element name="AccountType" type="xsd:string" minOccurs="0"/>
-                  </xsd:sequence>
-                </xsd:complexType>
-              </xsd:element>
-            </xsd:sequence>
-          </xsd:extension>
-        </xsd:complexContent>
+        <xsd:sequence>
+          <xsd:element ref="pc:Terms" minOccurs="0" maxOccurs="1"/>
+        </xsd:sequence>
       </xsd:complexType>
     </xsd:element>
-    <xsd:element name="SharedWithDetails" ma:index="9" nillable="true" ma:displayName="Detalles de uso compartido" ma:internalName="SharedWithDetails" ma:readOnly="true">
+    <xsd:element name="MediaServiceOCR" ma:index="18" nillable="true" ma:displayName="Extracted Text" ma:internalName="MediaServiceOCR" ma:readOnly="true">
       <xsd:simpleType>
         <xsd:restriction base="dms:Note">
           <xsd:maxLength value="255"/>
         </xsd:restriction>
       </xsd:simpleType>
     </xsd:element>
-    <xsd:element name="TaxCatchAll" ma:index="20" nillable="true" ma:displayName="Taxonomy Catch All Column" ma:hidden="true" ma:list="{a42ca037-5d13-4729-aeec-4237f141d2d6}" ma:internalName="TaxCatchAll" ma:showField="CatchAllData" ma:web="13c90a0b-73bc-4dc0-be5f-28d77b615beb">
+    <xsd:element name="MediaServiceLocation" ma:index="19" nillable="true" ma:displayName="Location" ma:description="" ma:indexed="true" ma:internalName="MediaServiceLocation" ma:readOnly="true">
+      <xsd:simpleType>
+        <xsd:restriction base="dms:Text"/>
+      </xsd:simpleType>
+    </xsd:element>
+  </xsd:schema>
+  <xsd:schema xmlns:xsd="http://www.w3.org/2001/XMLSchema" xmlns:xs="http://www.w3.org/2001/XMLSchema" xmlns:dms="http://schemas.microsoft.com/office/2006/documentManagement/types" xmlns:pc="http://schemas.microsoft.com/office/infopath/2007/PartnerControls" targetNamespace="67a0edcd-0de5-43ed-8c27-e32f38a00c91" elementFormDefault="qualified">
+    <xsd:import namespace="http://schemas.microsoft.com/office/2006/documentManagement/types"/>
+    <xsd:import namespace="http://schemas.microsoft.com/office/infopath/2007/PartnerControls"/>
+    <xsd:element name="TaxCatchAll" ma:index="17" nillable="true" ma:displayName="Taxonomy Catch All Column" ma:hidden="true" ma:list="{ba3f4dd0-997b-4bf3-ab2c-d58d0ea4cbc8}" ma:internalName="TaxCatchAll" ma:showField="CatchAllData" ma:web="67a0edcd-0de5-43ed-8c27-e32f38a00c91">
       <xsd:complexType>
         <xsd:complexContent>
           <xsd:extension base="dms:MultiChoiceLookup">
@@ -13033,69 +13058,6 @@
           </xsd:extension>
         </xsd:complexContent>
       </xsd:complexType>
-    </xsd:element>
-  </xsd:schema>
-  <xsd:schema xmlns:xsd="http://www.w3.org/2001/XMLSchema" xmlns:xs="http://www.w3.org/2001/XMLSchema" xmlns:dms="http://schemas.microsoft.com/office/2006/documentManagement/types" xmlns:pc="http://schemas.microsoft.com/office/infopath/2007/PartnerControls" targetNamespace="13c93bba-48ce-428c-bfe5-88b42c19b028" elementFormDefault="qualified">
-    <xsd:import namespace="http://schemas.microsoft.com/office/2006/documentManagement/types"/>
-    <xsd:import namespace="http://schemas.microsoft.com/office/infopath/2007/PartnerControls"/>
-    <xsd:element name="MediaServiceMetadata" ma:index="10" nillable="true" ma:displayName="MediaServiceMetadata" ma:hidden="true" ma:internalName="MediaServiceMetadata" ma:readOnly="true">
-      <xsd:simpleType>
-        <xsd:restriction base="dms:Note"/>
-      </xsd:simpleType>
-    </xsd:element>
-    <xsd:element name="MediaServiceFastMetadata" ma:index="11" nillable="true" ma:displayName="MediaServiceFastMetadata" ma:hidden="true" ma:internalName="MediaServiceFastMetadata" ma:readOnly="true">
-      <xsd:simpleType>
-        <xsd:restriction base="dms:Note"/>
-      </xsd:simpleType>
-    </xsd:element>
-    <xsd:element name="MediaServiceSearchProperties" ma:index="12" nillable="true" ma:displayName="MediaServiceSearchProperties" ma:hidden="true" ma:internalName="MediaServiceSearchProperties" ma:readOnly="true">
-      <xsd:simpleType>
-        <xsd:restriction base="dms:Note"/>
-      </xsd:simpleType>
-    </xsd:element>
-    <xsd:element name="MediaServiceObjectDetectorVersions" ma:index="13" nillable="true" ma:displayName="MediaServiceObjectDetectorVersions" ma:hidden="true" ma:indexed="true" ma:internalName="MediaServiceObjectDetectorVersions" ma:readOnly="true">
-      <xsd:simpleType>
-        <xsd:restriction base="dms:Text"/>
-      </xsd:simpleType>
-    </xsd:element>
-    <xsd:element name="MediaServiceDateTaken" ma:index="14" nillable="true" ma:displayName="MediaServiceDateTaken" ma:hidden="true" ma:indexed="true" ma:internalName="MediaServiceDateTaken" ma:readOnly="true">
-      <xsd:simpleType>
-        <xsd:restriction base="dms:Text"/>
-      </xsd:simpleType>
-    </xsd:element>
-    <xsd:element name="MediaServiceGenerationTime" ma:index="15" nillable="true" ma:displayName="MediaServiceGenerationTime" ma:hidden="true" ma:internalName="MediaServiceGenerationTime" ma:readOnly="true">
-      <xsd:simpleType>
-        <xsd:restriction base="dms:Text"/>
-      </xsd:simpleType>
-    </xsd:element>
-    <xsd:element name="MediaServiceEventHashCode" ma:index="16" nillable="true" ma:displayName="MediaServiceEventHashCode" ma:hidden="true" ma:internalName="MediaServiceEventHashCode" ma:readOnly="true">
-      <xsd:simpleType>
-        <xsd:restriction base="dms:Text"/>
-      </xsd:simpleType>
-    </xsd:element>
-    <xsd:element name="MediaLengthInSeconds" ma:index="17" nillable="true" ma:displayName="MediaLengthInSeconds" ma:hidden="true" ma:internalName="MediaLengthInSeconds" ma:readOnly="true">
-      <xsd:simpleType>
-        <xsd:restriction base="dms:Unknown"/>
-      </xsd:simpleType>
-    </xsd:element>
-    <xsd:element name="lcf76f155ced4ddcb4097134ff3c332f" ma:index="19" nillable="true" ma:taxonomy="true" ma:internalName="lcf76f155ced4ddcb4097134ff3c332f" ma:taxonomyFieldName="MediaServiceImageTags" ma:displayName="Etiquetas de imagen" ma:readOnly="false" ma:fieldId="{5cf76f15-5ced-4ddc-b409-7134ff3c332f}" ma:taxonomyMulti="true" ma:sspId="d33c8c81-5745-4931-bcc4-c2aeafe86780" ma:termSetId="09814cd3-568e-fe90-9814-8d621ff8fb84" ma:anchorId="fba54fb3-c3e1-fe81-a776-ca4b69148c4d" ma:open="true" ma:isKeyword="false">
-      <xsd:complexType>
-        <xsd:sequence>
-          <xsd:element ref="pc:Terms" minOccurs="0" maxOccurs="1"/>
-        </xsd:sequence>
-      </xsd:complexType>
-    </xsd:element>
-    <xsd:element name="MediaServiceOCR" ma:index="21" nillable="true" ma:displayName="Extracted Text" ma:internalName="MediaServiceOCR" ma:readOnly="true">
-      <xsd:simpleType>
-        <xsd:restriction base="dms:Note">
-          <xsd:maxLength value="255"/>
-        </xsd:restriction>
-      </xsd:simpleType>
-    </xsd:element>
-    <xsd:element name="MediaServiceLocation" ma:index="22" nillable="true" ma:displayName="Location" ma:description="" ma:indexed="true" ma:internalName="MediaServiceLocation" ma:readOnly="true">
-      <xsd:simpleType>
-        <xsd:restriction base="dms:Text"/>
-      </xsd:simpleType>
     </xsd:element>
   </xsd:schema>
   <xsd:schema xmlns="http://schemas.openxmlformats.org/package/2006/metadata/core-properties" xmlns:xsd="http://www.w3.org/2001/XMLSchema" xmlns:xsi="http://www.w3.org/2001/XMLSchema-instance" xmlns:dc="http://purl.org/dc/elements/1.1/" xmlns:dcterms="http://purl.org/dc/terms/" xmlns:odoc="http://schemas.microsoft.com/internal/obd" targetNamespace="http://schemas.openxmlformats.org/package/2006/metadata/core-properties" elementFormDefault="qualified" attributeFormDefault="unqualified" blockDefault="#all">
@@ -13197,7 +13159,22 @@
 </ct:contentTypeSchema>
 </file>
 
+<file path=customXml/item2.xml><?xml version="1.0" encoding="utf-8"?>
+<b:Sources xmlns:b="http://schemas.openxmlformats.org/officeDocument/2006/bibliography" xmlns="http://schemas.openxmlformats.org/officeDocument/2006/bibliography" SelectedStyle="\APASixthEditionOfficeOnline.xsl" StyleName="APA" Version="6"/>
+</file>
+
 <file path=customXml/item3.xml><?xml version="1.0" encoding="utf-8"?>
+<p:properties xmlns:p="http://schemas.microsoft.com/office/2006/metadata/properties" xmlns:xsi="http://www.w3.org/2001/XMLSchema-instance" xmlns:pc="http://schemas.microsoft.com/office/infopath/2007/PartnerControls">
+  <documentManagement>
+    <TaxCatchAll xmlns="67a0edcd-0de5-43ed-8c27-e32f38a00c91" xsi:nil="true"/>
+    <lcf76f155ced4ddcb4097134ff3c332f xmlns="42760c81-fd8e-4d59-8953-7cdb9f38b14f">
+      <Terms xmlns="http://schemas.microsoft.com/office/infopath/2007/PartnerControls"/>
+    </lcf76f155ced4ddcb4097134ff3c332f>
+  </documentManagement>
+</p:properties>
+</file>
+
+<file path=customXml/item4.xml><?xml version="1.0" encoding="utf-8"?>
 <?mso-contentType ?>
 <FormTemplates xmlns="http://schemas.microsoft.com/sharepoint/v3/contenttype/forms">
   <Display>DocumentLibraryForm</Display>
@@ -13206,18 +13183,11 @@
 </FormTemplates>
 </file>
 
-<file path=customXml/item4.xml><?xml version="1.0" encoding="utf-8"?>
-<p:properties xmlns:p="http://schemas.microsoft.com/office/2006/metadata/properties" xmlns:xsi="http://www.w3.org/2001/XMLSchema-instance" xmlns:pc="http://schemas.microsoft.com/office/infopath/2007/PartnerControls">
-  <documentManagement>
-    <TaxCatchAll xmlns="13c90a0b-73bc-4dc0-be5f-28d77b615beb" xsi:nil="true"/>
-    <lcf76f155ced4ddcb4097134ff3c332f xmlns="13c93bba-48ce-428c-bfe5-88b42c19b028">
-      <Terms xmlns="http://schemas.microsoft.com/office/infopath/2007/PartnerControls"/>
-    </lcf76f155ced4ddcb4097134ff3c332f>
-  </documentManagement>
-</p:properties>
+<file path=customXml/itemProps1.xml><?xml version="1.0" encoding="utf-8"?>
+<ds:datastoreItem xmlns:ds="http://schemas.openxmlformats.org/officeDocument/2006/customXml" ds:itemID="{DDDCCBEA-FFDA-4F70-8871-691A188E48F5}"/>
 </file>
 
-<file path=customXml/itemProps1.xml><?xml version="1.0" encoding="utf-8"?>
+<file path=customXml/itemProps2.xml><?xml version="1.0" encoding="utf-8"?>
 <ds:datastoreItem xmlns:ds="http://schemas.openxmlformats.org/officeDocument/2006/customXml" ds:itemID="{E8AB44A3-7C62-4BD2-82ED-8ABC209970FA}">
   <ds:schemaRefs>
     <ds:schemaRef ds:uri="http://schemas.openxmlformats.org/officeDocument/2006/bibliography"/>
@@ -13225,25 +13195,21 @@
 </ds:datastoreItem>
 </file>
 
-<file path=customXml/itemProps2.xml><?xml version="1.0" encoding="utf-8"?>
-<ds:datastoreItem xmlns:ds="http://schemas.openxmlformats.org/officeDocument/2006/customXml" ds:itemID="{6C8E2B96-C096-4B63-AB22-4FCE1BBF3A92}"/>
+<file path=customXml/itemProps3.xml><?xml version="1.0" encoding="utf-8"?>
+<ds:datastoreItem xmlns:ds="http://schemas.openxmlformats.org/officeDocument/2006/customXml" ds:itemID="{1145D752-ACC1-45E1-AB53-0C756F67FC7F}">
+  <ds:schemaRefs>
+    <ds:schemaRef ds:uri="http://schemas.microsoft.com/office/2006/metadata/properties"/>
+    <ds:schemaRef ds:uri="http://schemas.microsoft.com/office/infopath/2007/PartnerControls"/>
+    <ds:schemaRef ds:uri="67a0edcd-0de5-43ed-8c27-e32f38a00c91"/>
+    <ds:schemaRef ds:uri="42760c81-fd8e-4d59-8953-7cdb9f38b14f"/>
+  </ds:schemaRefs>
+</ds:datastoreItem>
 </file>
 
-<file path=customXml/itemProps3.xml><?xml version="1.0" encoding="utf-8"?>
+<file path=customXml/itemProps4.xml><?xml version="1.0" encoding="utf-8"?>
 <ds:datastoreItem xmlns:ds="http://schemas.openxmlformats.org/officeDocument/2006/customXml" ds:itemID="{81CBDEC1-3B00-44ED-AD36-0268077980BA}">
   <ds:schemaRefs>
     <ds:schemaRef ds:uri="http://schemas.microsoft.com/sharepoint/v3/contenttype/forms"/>
   </ds:schemaRefs>
 </ds:datastoreItem>
-</file>
-
-<file path=customXml/itemProps4.xml><?xml version="1.0" encoding="utf-8"?>
-<ds:datastoreItem xmlns:ds="http://schemas.openxmlformats.org/officeDocument/2006/customXml" ds:itemID="{1145D752-ACC1-45E1-AB53-0C756F67FC7F}">
-  <ds:schemaRefs>
-    <ds:schemaRef ds:uri="http://schemas.microsoft.com/office/2006/metadata/properties"/>
-    <ds:schemaRef ds:uri="http://schemas.microsoft.com/office/infopath/2007/PartnerControls"/>
-    <ds:schemaRef ds:uri="adccf511-daff-4bcb-9072-914cedbf4c7e"/>
-    <ds:schemaRef ds:uri="a70d3c18-0869-45a1-9f75-4b4b8f0f32be"/>
-  </ds:schemaRefs>
-</ds:datastoreItem>
 </file>